--- a/dist/contratos/Condiciones Específicas-Financiación Lumni- Menor de Edad.docx
+++ b/dist/contratos/Condiciones Específicas-Financiación Lumni- Menor de Edad.docx
@@ -1,6 +1,6 @@
 
 <file path=word/document.xml><?xml version="1.0" encoding="utf-8"?>
-<w:document xmlns:wpc="http://schemas.microsoft.com/office/word/2010/wordprocessingCanvas" xmlns:cx="http://schemas.microsoft.com/office/drawing/2014/chartex" xmlns:cx1="http://schemas.microsoft.com/office/drawing/2015/9/8/chartex" xmlns:cx2="http://schemas.microsoft.com/office/drawing/2015/10/21/chartex" xmlns:cx3="http://schemas.microsoft.com/office/drawing/2016/5/9/chartex" xmlns:cx4="http://schemas.microsoft.com/office/drawing/2016/5/10/chartex" xmlns:cx5="http://schemas.microsoft.com/office/drawing/2016/5/11/chartex" xmlns:cx6="http://schemas.microsoft.com/office/drawing/2016/5/12/chartex" xmlns:cx7="http://schemas.microsoft.com/office/drawing/2016/5/13/chartex" xmlns:cx8="http://schemas.microsoft.com/office/drawing/2016/5/14/chartex" xmlns:mc="http://schemas.openxmlformats.org/markup-compatibility/2006" xmlns:aink="http://schemas.microsoft.com/office/drawing/2016/ink" xmlns:am3d="http://schemas.microsoft.com/office/drawing/2017/model3d" xmlns:o="urn:schemas-microsoft-com:office:office" xmlns:r="http://schemas.openxmlformats.org/officeDocument/2006/relationships" xmlns:m="http://schemas.openxmlformats.org/officeDocument/2006/math" xmlns:v="urn:schemas-microsoft-com:vml" xmlns:wp14="http://schemas.microsoft.com/office/word/2010/wordprocessingDrawing" xmlns:wp="http://schemas.openxmlformats.org/drawingml/2006/wordprocessingDrawing" xmlns:w10="urn:schemas-microsoft-com:office:word" xmlns:w="http://schemas.openxmlformats.org/wordprocessingml/2006/main" xmlns:w14="http://schemas.microsoft.com/office/word/2010/wordml" xmlns:w15="http://schemas.microsoft.com/office/word/2012/wordml" xmlns:w16cex="http://schemas.microsoft.com/office/word/2018/wordml/cex" xmlns:w16cid="http://schemas.microsoft.com/office/word/2016/wordml/cid" xmlns:w16="http://schemas.microsoft.com/office/word/2018/wordml" xmlns:w16sdtdh="http://schemas.microsoft.com/office/word/2020/wordml/sdtdatahash" xmlns:w16se="http://schemas.microsoft.com/office/word/2015/wordml/symex" xmlns:wpg="http://schemas.microsoft.com/office/word/2010/wordprocessingGroup" xmlns:wpi="http://schemas.microsoft.com/office/word/2010/wordprocessingInk" xmlns:wne="http://schemas.microsoft.com/office/word/2006/wordml" xmlns:wps="http://schemas.microsoft.com/office/word/2010/wordprocessingShape" mc:Ignorable="w14 w15 w16se w16cid w16 w16cex w16sdtdh wp14">
+<w:document xmlns:wpc="http://schemas.microsoft.com/office/word/2010/wordprocessingCanvas" xmlns:cx="http://schemas.microsoft.com/office/drawing/2014/chartex" xmlns:cx1="http://schemas.microsoft.com/office/drawing/2015/9/8/chartex" xmlns:cx2="http://schemas.microsoft.com/office/drawing/2015/10/21/chartex" xmlns:cx3="http://schemas.microsoft.com/office/drawing/2016/5/9/chartex" xmlns:cx4="http://schemas.microsoft.com/office/drawing/2016/5/10/chartex" xmlns:cx5="http://schemas.microsoft.com/office/drawing/2016/5/11/chartex" xmlns:cx6="http://schemas.microsoft.com/office/drawing/2016/5/12/chartex" xmlns:cx7="http://schemas.microsoft.com/office/drawing/2016/5/13/chartex" xmlns:cx8="http://schemas.microsoft.com/office/drawing/2016/5/14/chartex" xmlns:mc="http://schemas.openxmlformats.org/markup-compatibility/2006" xmlns:aink="http://schemas.microsoft.com/office/drawing/2016/ink" xmlns:am3d="http://schemas.microsoft.com/office/drawing/2017/model3d" xmlns:o="urn:schemas-microsoft-com:office:office" xmlns:oel="http://schemas.microsoft.com/office/2019/extlst" xmlns:r="http://schemas.openxmlformats.org/officeDocument/2006/relationships" xmlns:m="http://schemas.openxmlformats.org/officeDocument/2006/math" xmlns:v="urn:schemas-microsoft-com:vml" xmlns:wp14="http://schemas.microsoft.com/office/word/2010/wordprocessingDrawing" xmlns:wp="http://schemas.openxmlformats.org/drawingml/2006/wordprocessingDrawing" xmlns:w10="urn:schemas-microsoft-com:office:word" xmlns:w="http://schemas.openxmlformats.org/wordprocessingml/2006/main" xmlns:w14="http://schemas.microsoft.com/office/word/2010/wordml" xmlns:w15="http://schemas.microsoft.com/office/word/2012/wordml" xmlns:w16cex="http://schemas.microsoft.com/office/word/2018/wordml/cex" xmlns:w16cid="http://schemas.microsoft.com/office/word/2016/wordml/cid" xmlns:w16="http://schemas.microsoft.com/office/word/2018/wordml" xmlns:w16du="http://schemas.microsoft.com/office/word/2023/wordml/word16du" xmlns:w16sdtdh="http://schemas.microsoft.com/office/word/2020/wordml/sdtdatahash" xmlns:w16sdtfl="http://schemas.microsoft.com/office/word/2024/wordml/sdtformatlock" xmlns:w16se="http://schemas.microsoft.com/office/word/2015/wordml/symex" xmlns:wpg="http://schemas.microsoft.com/office/word/2010/wordprocessingGroup" xmlns:wpi="http://schemas.microsoft.com/office/word/2010/wordprocessingInk" xmlns:wne="http://schemas.microsoft.com/office/word/2006/wordml" xmlns:wps="http://schemas.microsoft.com/office/word/2010/wordprocessingShape" mc:Ignorable="w14 w15 w16se w16cid w16 w16cex w16sdtdh w16sdtfl w16du wp14">
   <w:body>
     <w:p>
       <w:pPr>
@@ -164,7 +164,7 @@
           <w:bCs/>
           <w:lang w:val="es-CO"/>
         </w:rPr>
-        <w:t>{{NOMBRE COMPLETO REP}}</w:t>
+        <w:t>{NOMBRE COMPLETO REP}</w:t>
       </w:r>
       <w:r>
         <w:rPr>
@@ -199,7 +199,7 @@
           <w:bCs/>
           <w:lang w:val="es-CO"/>
         </w:rPr>
-        <w:t>{{CEDULA REP DEL CAMPER}}</w:t>
+        <w:t>{CEDULA REP DEL CAMPER}</w:t>
       </w:r>
       <w:r>
         <w:rPr>
@@ -208,7 +208,7 @@
           <w:bCs/>
           <w:lang w:val="es-CO"/>
         </w:rPr>
-        <w:t>,</w:t>
+        <w:t xml:space="preserve">, </w:t>
       </w:r>
       <w:r>
         <w:rPr>
@@ -216,7 +216,7 @@
           <w:bCs/>
           <w:lang w:val="es-CO"/>
         </w:rPr>
-        <w:t xml:space="preserve"> actuando en calidad de representante legal del menor</w:t>
+        <w:t>actuando en calidad de representante legal del menor</w:t>
       </w:r>
       <w:r>
         <w:rPr>
@@ -225,14 +225,32 @@
           <w:bCs/>
           <w:lang w:val="es-CO"/>
         </w:rPr>
-        <w:t xml:space="preserve"> {{NOMBRE DEL CAMPER}}, </w:t>
-      </w:r>
-      <w:r>
-        <w:rPr>
-          <w:rFonts w:eastAsia="MS Mincho" w:cs="Calibri"/>
+        <w:t xml:space="preserve"> </w:t>
+      </w:r>
+      <w:r>
+        <w:rPr>
+          <w:rFonts w:eastAsia="MS Mincho" w:cs="Calibri"/>
+          <w:b/>
           <w:bCs/>
           <w:lang w:val="es-CO"/>
         </w:rPr>
+        <w:t>{NOMBRE DEL CAMPER}</w:t>
+      </w:r>
+      <w:r>
+        <w:rPr>
+          <w:rFonts w:eastAsia="MS Mincho" w:cs="Calibri"/>
+          <w:b/>
+          <w:bCs/>
+          <w:lang w:val="es-CO"/>
+        </w:rPr>
+        <w:t xml:space="preserve">, </w:t>
+      </w:r>
+      <w:r>
+        <w:rPr>
+          <w:rFonts w:eastAsia="MS Mincho" w:cs="Calibri"/>
+          <w:bCs/>
+          <w:lang w:val="es-CO"/>
+        </w:rPr>
         <w:t>identificado con tarjeta de identidad No.</w:t>
       </w:r>
       <w:r>
@@ -251,15 +269,24 @@
           <w:bCs/>
           <w:lang w:val="es-CO"/>
         </w:rPr>
-        <w:t>{{NUMERO DE TARJETA DE IDENTIDAD}}</w:t>
-      </w:r>
-      <w:r>
-        <w:rPr>
-          <w:rFonts w:eastAsia="MS Mincho" w:cs="Calibri"/>
+        <w:t>{NUMERO DE TARJETA DE IDENTIDAD}</w:t>
+      </w:r>
+      <w:r>
+        <w:rPr>
+          <w:rFonts w:eastAsia="MS Mincho" w:cs="Calibri"/>
+          <w:b/>
           <w:bCs/>
           <w:lang w:val="es-CO"/>
         </w:rPr>
-        <w:t>, lo cual se acredita con documento anexo, quien para efectos del presente Contrato se denominará</w:t>
+        <w:t xml:space="preserve">, </w:t>
+      </w:r>
+      <w:r>
+        <w:rPr>
+          <w:rFonts w:eastAsia="MS Mincho" w:cs="Calibri"/>
+          <w:bCs/>
+          <w:lang w:val="es-CO"/>
+        </w:rPr>
+        <w:t>lo cual se acredita con documento anexo, quien para efectos del presente Contrato se denominará</w:t>
       </w:r>
       <w:r>
         <w:rPr>
@@ -373,7 +400,23 @@
           <w:rFonts w:eastAsia="MS Mincho" w:cs="Calibri"/>
           <w:lang w:val="es-ES"/>
         </w:rPr>
-        <w:t xml:space="preserve">Campuslands pretende llevar a cabo la formación integral del Camper, sujeto al cumplimiento de las obligaciones del mismo en el proceso de formación, etapa de horas de vuelo y etapa de empleabilidad. </w:t>
+        <w:t xml:space="preserve">Campuslands pretende llevar a cabo la formación integral del Camper, sujeto al cumplimiento de las obligaciones </w:t>
+      </w:r>
+      <w:proofErr w:type="gramStart"/>
+      <w:r>
+        <w:rPr>
+          <w:rFonts w:eastAsia="MS Mincho" w:cs="Calibri"/>
+          <w:lang w:val="es-ES"/>
+        </w:rPr>
+        <w:t>del mismo</w:t>
+      </w:r>
+      <w:proofErr w:type="gramEnd"/>
+      <w:r>
+        <w:rPr>
+          <w:rFonts w:eastAsia="MS Mincho" w:cs="Calibri"/>
+          <w:lang w:val="es-ES"/>
+        </w:rPr>
+        <w:t xml:space="preserve"> en el proceso de formación, etapa de horas de vuelo y etapa de empleabilidad. </w:t>
       </w:r>
     </w:p>
     <w:p>
@@ -521,7 +564,23 @@
           <w:rFonts w:eastAsia="MS Mincho" w:cs="Calibri"/>
           <w:lang w:val="es-ES"/>
         </w:rPr>
-        <w:t>: Hace referencia a CAMPUSLANDS S.A.S. BIC, identificada con 901.628.406-1 y con domicilio en Floridablanca, Santander. Es una empresa de beneficio e interés colectivo (BIC) dedicada a la formación de talento en desarrollo de software e inteligencia artificial, que actúa en calidad de parte en el presente Contrato y que, en virtud del mismo, se compromete a brindar al Camper el programa formativo y a facilitar su inserción laboral conforme a las condiciones aquí establecidas.</w:t>
+        <w:t xml:space="preserve">: Hace referencia a CAMPUSLANDS S.A.S. BIC, identificada con 901.628.406-1 y con domicilio en Floridablanca, Santander. Es una empresa de beneficio e interés colectivo (BIC) dedicada a la formación de talento en desarrollo de software e inteligencia artificial, que actúa en calidad de parte en el presente Contrato y que, en virtud </w:t>
+      </w:r>
+      <w:proofErr w:type="gramStart"/>
+      <w:r>
+        <w:rPr>
+          <w:rFonts w:eastAsia="MS Mincho" w:cs="Calibri"/>
+          <w:lang w:val="es-ES"/>
+        </w:rPr>
+        <w:t>del mismo</w:t>
+      </w:r>
+      <w:proofErr w:type="gramEnd"/>
+      <w:r>
+        <w:rPr>
+          <w:rFonts w:eastAsia="MS Mincho" w:cs="Calibri"/>
+          <w:lang w:val="es-ES"/>
+        </w:rPr>
+        <w:t>, se compromete a brindar al Camper el programa formativo y a facilitar su inserción laboral conforme a las condiciones aquí establecidas.</w:t>
       </w:r>
     </w:p>
     <w:p>
@@ -852,7 +911,7 @@
           <w:lang w:val="es-ES"/>
         </w:rPr>
       </w:pPr>
-      <w:hyperlink r:id="rId7" w:history="1">
+      <w:hyperlink r:id="rId10" w:history="1">
         <w:r>
           <w:rPr>
             <w:rFonts w:eastAsia="MS Mincho" w:cs="Calibri"/>
@@ -877,7 +936,7 @@
           <w:lang w:val="es-ES"/>
         </w:rPr>
       </w:pPr>
-      <w:hyperlink r:id="rId8" w:history="1">
+      <w:hyperlink r:id="rId11" w:history="1">
         <w:r>
           <w:rPr>
             <w:rFonts w:eastAsia="MS Mincho" w:cs="Calibri"/>
@@ -902,7 +961,7 @@
           <w:lang w:val="es-ES"/>
         </w:rPr>
       </w:pPr>
-      <w:hyperlink r:id="rId9" w:history="1">
+      <w:hyperlink r:id="rId12" w:history="1">
         <w:r>
           <w:rPr>
             <w:rFonts w:eastAsia="MS Mincho" w:cs="Calibri"/>
@@ -927,7 +986,7 @@
           <w:lang w:val="es-ES"/>
         </w:rPr>
       </w:pPr>
-      <w:hyperlink r:id="rId10" w:history="1">
+      <w:hyperlink r:id="rId13" w:history="1">
         <w:r>
           <w:rPr>
             <w:rFonts w:eastAsia="MS Mincho" w:cs="Calibri"/>
@@ -957,9 +1016,25 @@
           <w:rFonts w:eastAsia="MS Mincho" w:cs="Calibri"/>
           <w:lang w:val="es-ES"/>
         </w:rPr>
-        <w:t xml:space="preserve">Reglamento Interno de Campuslands: </w:t>
-      </w:r>
-      <w:hyperlink r:id="rId11" w:history="1">
+        <w:t xml:space="preserve">Reglamento Interno de </w:t>
+      </w:r>
+      <w:proofErr w:type="spellStart"/>
+      <w:r>
+        <w:rPr>
+          <w:rFonts w:eastAsia="MS Mincho" w:cs="Calibri"/>
+          <w:lang w:val="es-ES"/>
+        </w:rPr>
+        <w:t>Campuslands</w:t>
+      </w:r>
+      <w:proofErr w:type="spellEnd"/>
+      <w:r>
+        <w:rPr>
+          <w:rFonts w:eastAsia="MS Mincho" w:cs="Calibri"/>
+          <w:lang w:val="es-ES"/>
+        </w:rPr>
+        <w:t xml:space="preserve">: </w:t>
+      </w:r>
+      <w:hyperlink r:id="rId14" w:history="1">
         <w:r>
           <w:rPr>
             <w:rFonts w:eastAsia="MS Mincho" w:cs="Calibri"/>
@@ -3004,7 +3079,23 @@
           <w:rFonts w:eastAsia="MS Mincho" w:cs="Calibri"/>
           <w:lang w:val="es-ES"/>
         </w:rPr>
-        <w:t xml:space="preserve">El ingreso compartido podrá generarse a partir de diversas fuentes y actividades asociadas a la participación activa del Camper en el ecosistema institucional, tales como: </w:t>
+        <w:t xml:space="preserve">El ingreso compartido podrá generarse a partir de diversas fuentes y actividades asociadas a la </w:t>
+      </w:r>
+      <w:proofErr w:type="gramStart"/>
+      <w:r>
+        <w:rPr>
+          <w:rFonts w:eastAsia="MS Mincho" w:cs="Calibri"/>
+          <w:lang w:val="es-ES"/>
+        </w:rPr>
+        <w:t>participación activa</w:t>
+      </w:r>
+      <w:proofErr w:type="gramEnd"/>
+      <w:r>
+        <w:rPr>
+          <w:rFonts w:eastAsia="MS Mincho" w:cs="Calibri"/>
+          <w:lang w:val="es-ES"/>
+        </w:rPr>
+        <w:t xml:space="preserve"> del Camper en el ecosistema institucional, tales como: </w:t>
       </w:r>
     </w:p>
     <w:p>
@@ -3375,7 +3466,23 @@
           <w:rFonts w:eastAsia="MS Mincho" w:cs="Calibri"/>
           <w:lang w:val="es-ES"/>
         </w:rPr>
-        <w:t xml:space="preserve">El presente Contrato constituye el acuerdo íntegro entre Campuslands y el Camper y sustituye cualquier otro entendimiento, comunicación, propuesta o acuerdo previo, verbal o escrito, que haya existido entre las partes con relación al objeto del mismo. </w:t>
+        <w:t xml:space="preserve">El presente Contrato constituye el acuerdo íntegro entre Campuslands y el Camper y sustituye cualquier otro entendimiento, comunicación, propuesta o acuerdo previo, verbal o escrito, que haya existido entre las partes con relación al objeto </w:t>
+      </w:r>
+      <w:proofErr w:type="gramStart"/>
+      <w:r>
+        <w:rPr>
+          <w:rFonts w:eastAsia="MS Mincho" w:cs="Calibri"/>
+          <w:lang w:val="es-ES"/>
+        </w:rPr>
+        <w:t>del mismo</w:t>
+      </w:r>
+      <w:proofErr w:type="gramEnd"/>
+      <w:r>
+        <w:rPr>
+          <w:rFonts w:eastAsia="MS Mincho" w:cs="Calibri"/>
+          <w:lang w:val="es-ES"/>
+        </w:rPr>
+        <w:t xml:space="preserve">. </w:t>
       </w:r>
     </w:p>
     <w:p>
@@ -4251,7 +4358,7 @@
         </w:rPr>
         <w:tab/>
       </w:r>
-      <w:hyperlink r:id="rId12" w:history="1">
+      <w:hyperlink r:id="rId15" w:history="1">
         <w:r>
           <w:rPr>
             <w:rFonts w:eastAsia="MS Mincho" w:cs="Calibri"/>
@@ -4292,7 +4399,7 @@
         </w:rPr>
         <w:tab/>
       </w:r>
-      <w:hyperlink r:id="rId13" w:history="1">
+      <w:hyperlink r:id="rId16" w:history="1">
         <w:r>
           <w:rPr>
             <w:rFonts w:eastAsia="MS Mincho" w:cs="Calibri"/>
@@ -4391,10 +4498,11 @@
       <w:r>
         <w:rPr>
           <w:rFonts w:eastAsia="MS Mincho" w:cs="Calibri"/>
+          <w:b/>
           <w:bCs/>
           <w:lang w:val="es-CO"/>
         </w:rPr>
-        <w:t>{{NOMBRE COMPLETO REP}}</w:t>
+        <w:t>{NOMBRE COMPLETO REP}</w:t>
       </w:r>
       <w:r>
         <w:rPr>
@@ -4414,10 +4522,11 @@
       <w:r>
         <w:rPr>
           <w:rFonts w:eastAsia="MS Mincho" w:cs="Calibri"/>
+          <w:b/>
           <w:bCs/>
           <w:lang w:val="es-CO"/>
         </w:rPr>
-        <w:t>{{CEDULA REP DEL CAMPER}}</w:t>
+        <w:t>{CEDULA REP DEL CAMPER}</w:t>
       </w:r>
     </w:p>
     <w:p>
@@ -4460,10 +4569,10 @@
       <w:r>
         <w:rPr>
           <w:rFonts w:eastAsia="MS Mincho" w:cs="Calibri"/>
-          <w:bCs/>
+          <w:b/>
           <w:lang w:val="es-CO"/>
         </w:rPr>
-        <w:t>{{DIRECCION FISICA DEL CAMPER}}</w:t>
+        <w:t>{DIRECCION FISICA DEL CAMPER}</w:t>
       </w:r>
     </w:p>
     <w:p>
@@ -4498,17 +4607,17 @@
       <w:r>
         <w:rPr>
           <w:rFonts w:eastAsia="MS Mincho" w:cs="Calibri"/>
-          <w:bCs/>
+          <w:b/>
           <w:lang w:val="es-CO"/>
         </w:rPr>
-        <w:t>{{EMAIL REP CAMPER}}</w:t>
+        <w:t>{EMAIL REP CAMPER}</w:t>
       </w:r>
     </w:p>
     <w:p>
       <w:pPr>
         <w:spacing w:after="0" w:line="276" w:lineRule="auto"/>
         <w:rPr>
-          <w:rFonts w:eastAsia="MS Mincho" w:cs="Calibri"/>
+          <w:rFonts w:eastAsia="Times New Roman" w:cs="Calibri"/>
           <w:lang w:val="es-ES"/>
         </w:rPr>
       </w:pPr>
@@ -4550,36 +4659,124 @@
       <w:r>
         <w:rPr>
           <w:rFonts w:eastAsia="MS Mincho" w:cs="Calibri"/>
-          <w:bCs/>
+          <w:b/>
           <w:lang w:val="es-CO"/>
         </w:rPr>
-        <w:t>{{CELULAR CAMPER}}</w:t>
-      </w:r>
-    </w:p>
-    <w:p>
-      <w:pPr>
-        <w:spacing w:after="0" w:line="240" w:lineRule="auto"/>
+        <w:t>{TELEFONO REP CAMPER}</w:t>
+      </w:r>
+    </w:p>
+    <w:p>
+      <w:pPr>
+        <w:spacing w:after="0" w:line="240" w:lineRule="auto"/>
+        <w:jc w:val="both"/>
         <w:rPr>
           <w:rFonts w:eastAsia="Times New Roman" w:cs="Calibri"/>
           <w:lang w:val="es-ES"/>
         </w:rPr>
       </w:pPr>
-    </w:p>
-    <w:p>
-      <w:pPr>
-        <w:spacing w:after="0" w:line="240" w:lineRule="auto"/>
-        <w:jc w:val="both"/>
+      <w:r>
         <w:rPr>
           <w:rFonts w:eastAsia="Times New Roman" w:cs="Calibri"/>
           <w:lang w:val="es-ES"/>
         </w:rPr>
-      </w:pPr>
-      <w:r>
+        <w:t xml:space="preserve">Las partes se obligan a notificar por escrito cualquier cambio en su dirección física o electrónica dentro de los cinco (05) días hábiles siguientes a la modificación. En caso de no hacerlo, se entenderá válida toda notificación enviada a la última dirección registrada.  </w:t>
+      </w:r>
+    </w:p>
+    <w:p>
+      <w:pPr>
+        <w:spacing w:before="100" w:beforeAutospacing="1" w:after="100" w:afterAutospacing="1" w:line="240" w:lineRule="auto"/>
+        <w:jc w:val="both"/>
         <w:rPr>
           <w:rFonts w:eastAsia="Times New Roman" w:cs="Calibri"/>
           <w:lang w:val="es-ES"/>
         </w:rPr>
-        <w:t xml:space="preserve">Las partes se obligan a notificar por escrito cualquier cambio en su dirección física o electrónica dentro de los cinco (05) días hábiles siguientes a la modificación. En caso de no hacerlo, se entenderá válida toda notificación enviada a la última dirección registrada.  </w:t>
+      </w:pPr>
+      <w:r>
+        <w:rPr>
+          <w:rFonts w:eastAsia="Times New Roman" w:cs="Calibri"/>
+          <w:lang w:val="es-ES"/>
+        </w:rPr>
+        <w:t xml:space="preserve">En constancia de aceptación, se firma por quienes intervinieron a los </w:t>
+      </w:r>
+      <w:r>
+        <w:rPr>
+          <w:rFonts w:eastAsia="MS Mincho" w:cs="Calibri"/>
+          <w:b/>
+          <w:lang w:val="es-CO"/>
+        </w:rPr>
+        <w:t>{</w:t>
+      </w:r>
+      <w:proofErr w:type="spellStart"/>
+      <w:r>
+        <w:rPr>
+          <w:rFonts w:eastAsia="MS Mincho" w:cs="Calibri"/>
+          <w:b/>
+          <w:lang w:val="es-CO"/>
+        </w:rPr>
+        <w:t>dia</w:t>
+      </w:r>
+      <w:proofErr w:type="spellEnd"/>
+      <w:r>
+        <w:rPr>
+          <w:rFonts w:eastAsia="MS Mincho" w:cs="Calibri"/>
+          <w:b/>
+          <w:lang w:val="es-CO"/>
+        </w:rPr>
+        <w:t>}</w:t>
+      </w:r>
+      <w:r>
+        <w:rPr>
+          <w:rFonts w:eastAsia="MS Mincho" w:cs="Calibri"/>
+          <w:b/>
+          <w:lang w:val="es-CO"/>
+        </w:rPr>
+        <w:t xml:space="preserve"> </w:t>
+      </w:r>
+      <w:r>
+        <w:rPr>
+          <w:rFonts w:eastAsia="Times New Roman" w:cs="Calibri"/>
+          <w:lang w:val="es-ES"/>
+        </w:rPr>
+        <w:t xml:space="preserve">días del mes de </w:t>
+      </w:r>
+      <w:r>
+        <w:rPr>
+          <w:rFonts w:eastAsia="MS Mincho" w:cs="Calibri"/>
+          <w:b/>
+          <w:lang w:val="es-CO"/>
+        </w:rPr>
+        <w:t>{mes}</w:t>
+      </w:r>
+      <w:r>
+        <w:rPr>
+          <w:rFonts w:eastAsia="MS Mincho" w:cs="Calibri"/>
+          <w:b/>
+          <w:lang w:val="es-CO"/>
+        </w:rPr>
+        <w:t xml:space="preserve"> </w:t>
+      </w:r>
+      <w:r>
+        <w:rPr>
+          <w:rFonts w:eastAsia="Times New Roman" w:cs="Calibri"/>
+          <w:lang w:val="es-ES"/>
+        </w:rPr>
+        <w:t xml:space="preserve">de </w:t>
+      </w:r>
+      <w:r>
+        <w:rPr>
+          <w:rFonts w:eastAsia="MS Mincho" w:cs="Calibri"/>
+          <w:b/>
+          <w:lang w:val="es-CO"/>
+        </w:rPr>
+        <w:t>{ano}</w:t>
+      </w:r>
+      <w:r>
+        <w:rPr>
+          <w:rFonts w:eastAsia="MS Mincho" w:cs="Calibri"/>
+          <w:bCs/>
+          <w:lang w:val="es-CO"/>
+        </w:rPr>
+        <w:t>.</w:t>
       </w:r>
     </w:p>
     <w:p>
@@ -4591,174 +4788,42 @@
           <w:lang w:val="es-ES"/>
         </w:rPr>
       </w:pPr>
-      <w:r>
+    </w:p>
+    <w:p>
+      <w:pPr>
+        <w:spacing w:before="100" w:beforeAutospacing="1" w:after="100" w:afterAutospacing="1" w:line="276" w:lineRule="auto"/>
         <w:rPr>
           <w:rFonts w:eastAsia="Times New Roman" w:cs="Calibri"/>
           <w:lang w:val="es-ES"/>
         </w:rPr>
-        <w:t xml:space="preserve">En constancia de aceptación, se firma por quienes intervinieron a los </w:t>
-      </w:r>
-      <w:r>
-        <w:rPr>
-          <w:rFonts w:eastAsia="MS Mincho" w:cs="Calibri"/>
-          <w:bCs/>
-          <w:lang w:val="es-CO"/>
-        </w:rPr>
-        <w:t>{{</w:t>
-      </w:r>
-      <w:proofErr w:type="spellStart"/>
-      <w:r>
+        <w:sectPr>
+          <w:headerReference w:type="default" r:id="rId17"/>
+          <w:pgSz w:w="11906" w:h="16838" w:code="9"/>
+          <w:pgMar w:top="1701" w:right="1701" w:bottom="1418" w:left="1701" w:header="708" w:footer="708" w:gutter="0"/>
+          <w:cols w:space="708"/>
+          <w:docGrid w:linePitch="360"/>
+        </w:sectPr>
+      </w:pPr>
+    </w:p>
+    <w:p>
+      <w:pPr>
+        <w:spacing w:before="100" w:beforeAutospacing="1" w:after="100" w:afterAutospacing="1" w:line="276" w:lineRule="auto"/>
         <w:rPr>
           <w:rFonts w:eastAsia="Times New Roman" w:cs="Calibri"/>
-          <w:lang w:val="es-ES"/>
-        </w:rPr>
-        <w:t>di</w:t>
-      </w:r>
+        </w:rPr>
+      </w:pPr>
       <w:r>
         <w:rPr>
           <w:rFonts w:eastAsia="Times New Roman" w:cs="Calibri"/>
-          <w:lang w:val="es-ES"/>
-        </w:rPr>
-        <w:t>a</w:t>
-      </w:r>
-      <w:proofErr w:type="spellEnd"/>
-      <w:r>
-        <w:rPr>
-          <w:rFonts w:eastAsia="MS Mincho" w:cs="Calibri"/>
-          <w:bCs/>
-          <w:lang w:val="es-CO"/>
-        </w:rPr>
-        <w:t>}}</w:t>
-      </w:r>
-      <w:r>
-        <w:rPr>
-          <w:rFonts w:eastAsia="Times New Roman" w:cs="Calibri"/>
-          <w:lang w:val="es-ES"/>
-        </w:rPr>
-        <w:t xml:space="preserve"> días del mes de </w:t>
-      </w:r>
-      <w:r>
-        <w:rPr>
-          <w:rFonts w:eastAsia="MS Mincho" w:cs="Calibri"/>
-          <w:bCs/>
-          <w:lang w:val="es-CO"/>
-        </w:rPr>
-        <w:t>{{</w:t>
-      </w:r>
-      <w:r>
-        <w:rPr>
-          <w:rFonts w:eastAsia="Times New Roman" w:cs="Calibri"/>
-          <w:lang w:val="es-ES"/>
-        </w:rPr>
-        <w:t>mes</w:t>
-      </w:r>
-      <w:r>
-        <w:rPr>
-          <w:rFonts w:eastAsia="MS Mincho" w:cs="Calibri"/>
-          <w:bCs/>
-          <w:lang w:val="es-CO"/>
-        </w:rPr>
-        <w:t>}}</w:t>
-      </w:r>
-      <w:r>
-        <w:rPr>
-          <w:rFonts w:eastAsia="Times New Roman" w:cs="Calibri"/>
-          <w:lang w:val="es-ES"/>
-        </w:rPr>
-        <w:t xml:space="preserve"> de </w:t>
-      </w:r>
-      <w:r>
-        <w:rPr>
-          <w:rFonts w:eastAsia="MS Mincho" w:cs="Calibri"/>
-          <w:bCs/>
-          <w:lang w:val="es-CO"/>
-        </w:rPr>
-        <w:t>{{</w:t>
-      </w:r>
-      <w:r>
-        <w:rPr>
-          <w:rFonts w:eastAsia="Times New Roman" w:cs="Calibri"/>
-          <w:lang w:val="es-ES"/>
-        </w:rPr>
-        <w:t>an</w:t>
-      </w:r>
-      <w:r>
-        <w:rPr>
-          <w:rFonts w:eastAsia="Times New Roman" w:cs="Calibri"/>
-          <w:lang w:val="es-ES"/>
-        </w:rPr>
-        <w:t>o</w:t>
-      </w:r>
-      <w:r>
-        <w:rPr>
-          <w:rFonts w:eastAsia="MS Mincho" w:cs="Calibri"/>
-          <w:bCs/>
-          <w:lang w:val="es-CO"/>
-        </w:rPr>
-        <w:t>}}</w:t>
-      </w:r>
-      <w:r>
-        <w:rPr>
-          <w:rFonts w:eastAsia="Times New Roman" w:cs="Calibri"/>
-          <w:lang w:val="es-ES"/>
-        </w:rPr>
-        <w:t>.</w:t>
-      </w:r>
-    </w:p>
-    <w:p>
-      <w:pPr>
-        <w:spacing w:before="100" w:beforeAutospacing="1" w:after="100" w:afterAutospacing="1" w:line="240" w:lineRule="auto"/>
-        <w:jc w:val="both"/>
-        <w:rPr>
-          <w:rFonts w:eastAsia="Times New Roman" w:cs="Calibri"/>
-          <w:lang w:val="es-ES"/>
-        </w:rPr>
-      </w:pPr>
-    </w:p>
-    <w:p>
-      <w:pPr>
-        <w:spacing w:before="100" w:beforeAutospacing="1" w:after="100" w:afterAutospacing="1" w:line="276" w:lineRule="auto"/>
-        <w:rPr>
-          <w:rFonts w:eastAsia="Times New Roman" w:cs="Calibri"/>
-          <w:lang w:val="es-ES"/>
-        </w:rPr>
-      </w:pPr>
-      <w:r>
-        <w:rPr>
-          <w:rFonts w:eastAsia="Times New Roman" w:cs="Calibri"/>
-          <w:lang w:val="es-ES"/>
         </w:rPr>
         <w:t>CAMPUSLANDS S.A.S. BIC,</w:t>
       </w:r>
-      <w:r>
-        <w:rPr>
-          <w:rFonts w:eastAsia="Times New Roman" w:cs="Calibri"/>
-          <w:lang w:val="es-ES"/>
-        </w:rPr>
-        <w:tab/>
-      </w:r>
-      <w:r>
-        <w:rPr>
-          <w:rFonts w:eastAsia="Times New Roman" w:cs="Calibri"/>
-          <w:lang w:val="es-ES"/>
-        </w:rPr>
-        <w:tab/>
-      </w:r>
-      <w:r>
-        <w:rPr>
-          <w:rFonts w:eastAsia="Times New Roman" w:cs="Calibri"/>
-          <w:lang w:val="es-ES"/>
-        </w:rPr>
-        <w:tab/>
-        <w:t>EL CAMPER,</w:t>
-      </w:r>
     </w:p>
     <w:p>
       <w:pPr>
         <w:spacing w:after="0" w:line="276" w:lineRule="auto"/>
         <w:rPr>
           <w:rFonts w:eastAsia="MS Mincho" w:cs="Calibri"/>
-          <w:lang w:val="es-ES"/>
         </w:rPr>
       </w:pPr>
     </w:p>
@@ -4767,7 +4832,6 @@
         <w:spacing w:after="0" w:line="276" w:lineRule="auto"/>
         <w:rPr>
           <w:rFonts w:eastAsia="MS Mincho" w:cs="Calibri"/>
-          <w:lang w:val="es-ES"/>
         </w:rPr>
       </w:pPr>
     </w:p>
@@ -4776,7 +4840,6 @@
         <w:spacing w:after="0" w:line="276" w:lineRule="auto"/>
         <w:rPr>
           <w:rFonts w:eastAsia="MS Mincho" w:cs="Calibri"/>
-          <w:lang w:val="es-ES"/>
         </w:rPr>
       </w:pPr>
     </w:p>
@@ -4795,39 +4858,6 @@
           <w:lang w:val="es-ES"/>
         </w:rPr>
         <w:t>YESENIA MERCHAN PINZÓN</w:t>
-      </w:r>
-      <w:r>
-        <w:rPr>
-          <w:rFonts w:eastAsia="MS Mincho" w:cs="Calibri"/>
-          <w:b/>
-          <w:lang w:val="es-ES"/>
-        </w:rPr>
-        <w:tab/>
-      </w:r>
-      <w:r>
-        <w:rPr>
-          <w:rFonts w:eastAsia="MS Mincho" w:cs="Calibri"/>
-          <w:b/>
-          <w:lang w:val="es-ES"/>
-        </w:rPr>
-        <w:tab/>
-      </w:r>
-      <w:r>
-        <w:rPr>
-          <w:rFonts w:eastAsia="MS Mincho" w:cs="Calibri"/>
-          <w:b/>
-          <w:lang w:val="es-ES"/>
-        </w:rPr>
-        <w:tab/>
-      </w:r>
-      <w:r>
-        <w:rPr>
-          <w:rFonts w:eastAsia="MS Mincho" w:cs="Calibri"/>
-          <w:b/>
-          <w:bCs/>
-          <w:lang w:val="es-CO"/>
-        </w:rPr>
-        <w:t>{{NOMBRE COMPLETO REP}}</w:t>
       </w:r>
       <w:r>
         <w:rPr>
@@ -4842,45 +4872,144 @@
           <w:rFonts w:eastAsia="MS Mincho" w:cs="Calibri"/>
           <w:lang w:val="es-ES"/>
         </w:rPr>
-        <w:tab/>
-      </w:r>
-      <w:r>
-        <w:rPr>
-          <w:rFonts w:eastAsia="MS Mincho" w:cs="Calibri"/>
-          <w:lang w:val="es-ES"/>
-        </w:rPr>
-        <w:tab/>
-      </w:r>
-      <w:r>
-        <w:rPr>
-          <w:rFonts w:eastAsia="MS Mincho" w:cs="Calibri"/>
-          <w:lang w:val="es-ES"/>
-        </w:rPr>
-        <w:tab/>
-      </w:r>
-      <w:r>
-        <w:rPr>
-          <w:rFonts w:eastAsia="MS Mincho" w:cs="Calibri"/>
-          <w:lang w:val="es-ES"/>
-        </w:rPr>
-        <w:tab/>
-      </w:r>
-      <w:r>
-        <w:rPr>
-          <w:rFonts w:eastAsia="MS Mincho" w:cs="Calibri"/>
-          <w:bCs/>
-          <w:lang w:val="es-CO"/>
-        </w:rPr>
-        <w:t>{{CEDULA REP DEL CAMPER}}</w:t>
-      </w:r>
-      <w:r>
-        <w:rPr>
-          <w:rFonts w:eastAsia="MS Mincho" w:cs="Calibri"/>
-          <w:lang w:val="es-ES"/>
-        </w:rPr>
         <w:br/>
         <w:t>CAMPUSLANDS S.A.S. BIC</w:t>
       </w:r>
+    </w:p>
+    <w:p>
+      <w:pPr>
+        <w:spacing w:after="0" w:line="276" w:lineRule="auto"/>
+        <w:rPr>
+          <w:rFonts w:eastAsia="MS Mincho" w:cs="Calibri"/>
+          <w:lang w:val="es-ES"/>
+        </w:rPr>
+      </w:pPr>
+    </w:p>
+    <w:p>
+      <w:pPr>
+        <w:spacing w:after="0" w:line="276" w:lineRule="auto"/>
+        <w:rPr>
+          <w:rFonts w:eastAsia="MS Mincho" w:cs="Calibri"/>
+          <w:lang w:val="es-ES"/>
+        </w:rPr>
+      </w:pPr>
+    </w:p>
+    <w:p>
+      <w:pPr>
+        <w:spacing w:before="100" w:beforeAutospacing="1" w:after="100" w:afterAutospacing="1" w:line="276" w:lineRule="auto"/>
+        <w:rPr>
+          <w:rFonts w:eastAsia="Times New Roman" w:cs="Calibri"/>
+          <w:lang w:val="es-CO"/>
+        </w:rPr>
+      </w:pPr>
+    </w:p>
+    <w:p>
+      <w:pPr>
+        <w:spacing w:before="100" w:beforeAutospacing="1" w:after="100" w:afterAutospacing="1" w:line="276" w:lineRule="auto"/>
+        <w:rPr>
+          <w:rFonts w:eastAsia="Times New Roman" w:cs="Calibri"/>
+          <w:lang w:val="es-CO"/>
+        </w:rPr>
+      </w:pPr>
+      <w:r>
+        <w:rPr>
+          <w:rFonts w:eastAsia="Times New Roman" w:cs="Calibri"/>
+          <w:lang w:val="es-CO"/>
+        </w:rPr>
+        <w:t>EL CAMPER,</w:t>
+      </w:r>
+    </w:p>
+    <w:p>
+      <w:pPr>
+        <w:spacing w:after="0" w:line="276" w:lineRule="auto"/>
+        <w:rPr>
+          <w:rFonts w:eastAsia="MS Mincho" w:cs="Calibri"/>
+          <w:lang w:val="es-CO"/>
+        </w:rPr>
+      </w:pPr>
+    </w:p>
+    <w:p>
+      <w:pPr>
+        <w:spacing w:after="0" w:line="276" w:lineRule="auto"/>
+        <w:rPr>
+          <w:rFonts w:eastAsia="MS Mincho" w:cs="Calibri"/>
+          <w:lang w:val="es-CO"/>
+        </w:rPr>
+      </w:pPr>
+    </w:p>
+    <w:p>
+      <w:pPr>
+        <w:spacing w:after="0" w:line="276" w:lineRule="auto"/>
+        <w:rPr>
+          <w:rFonts w:eastAsia="MS Mincho" w:cs="Calibri"/>
+          <w:lang w:val="es-CO"/>
+        </w:rPr>
+      </w:pPr>
+    </w:p>
+    <w:p>
+      <w:pPr>
+        <w:spacing w:after="0" w:line="276" w:lineRule="auto"/>
+        <w:rPr>
+          <w:rFonts w:eastAsia="MS Mincho" w:cs="Calibri"/>
+          <w:lang w:val="es-CO"/>
+        </w:rPr>
+      </w:pPr>
+      <w:r>
+        <w:rPr>
+          <w:rFonts w:eastAsia="MS Mincho" w:cs="Calibri"/>
+          <w:b/>
+          <w:bCs/>
+          <w:lang w:val="es-CO"/>
+        </w:rPr>
+        <w:t>{NOMBRE COMPLETO REP}</w:t>
+      </w:r>
+      <w:r>
+        <w:rPr>
+          <w:rFonts w:eastAsia="MS Mincho" w:cs="Calibri"/>
+          <w:lang w:val="es-CO"/>
+        </w:rPr>
+        <w:br/>
+      </w:r>
+      <w:r>
+        <w:rPr>
+          <w:rFonts w:eastAsia="MS Mincho" w:cs="Calibri"/>
+          <w:b/>
+          <w:bCs/>
+          <w:lang w:val="es-CO"/>
+        </w:rPr>
+        <w:t>{CEDULA REP DEL CAMPER}</w:t>
+      </w:r>
+      <w:r>
+        <w:rPr>
+          <w:rFonts w:eastAsia="MS Mincho" w:cs="Calibri"/>
+          <w:lang w:val="es-CO"/>
+        </w:rPr>
+        <w:br/>
+      </w:r>
+      <w:r>
+        <w:rPr>
+          <w:rFonts w:eastAsia="MS Mincho" w:cs="Calibri"/>
+          <w:b/>
+          <w:lang w:val="es-CO"/>
+        </w:rPr>
+        <w:t>{EMAIL REP CAMPER}</w:t>
+      </w:r>
+    </w:p>
+    <w:p>
+      <w:pPr>
+        <w:spacing w:after="0" w:line="276" w:lineRule="auto"/>
+        <w:rPr>
+          <w:rFonts w:eastAsia="MS Mincho" w:cs="Calibri"/>
+          <w:lang w:val="es-ES"/>
+        </w:rPr>
+      </w:pPr>
+      <w:r>
+        <w:rPr>
+          <w:rFonts w:eastAsia="MS Mincho" w:cs="Calibri"/>
+          <w:lang w:val="es-ES"/>
+        </w:rPr>
+        <w:t>Representante Legal</w:t>
+      </w:r>
       <w:r>
         <w:rPr>
           <w:rFonts w:eastAsia="MS Mincho" w:cs="Calibri"/>
@@ -4888,27 +5017,23 @@
         </w:rPr>
         <w:tab/>
       </w:r>
-      <w:r>
-        <w:rPr>
-          <w:rFonts w:eastAsia="MS Mincho" w:cs="Calibri"/>
-          <w:lang w:val="es-ES"/>
-        </w:rPr>
-        <w:tab/>
-      </w:r>
-      <w:r>
-        <w:rPr>
-          <w:rFonts w:eastAsia="MS Mincho" w:cs="Calibri"/>
-          <w:lang w:val="es-ES"/>
-        </w:rPr>
-        <w:tab/>
-      </w:r>
-      <w:r>
-        <w:rPr>
-          <w:rFonts w:eastAsia="MS Mincho" w:cs="Calibri"/>
+    </w:p>
+    <w:p>
+      <w:pPr>
+        <w:spacing w:after="0" w:line="276" w:lineRule="auto"/>
+        <w:rPr>
+          <w:rFonts w:eastAsia="MS Mincho" w:cs="Calibri"/>
+          <w:lang w:val="es-ES"/>
+        </w:rPr>
+      </w:pPr>
+      <w:r>
+        <w:rPr>
+          <w:rFonts w:eastAsia="MS Mincho" w:cs="Calibri"/>
+          <w:b/>
           <w:bCs/>
           <w:lang w:val="es-CO"/>
         </w:rPr>
-        <w:t>{{EMAIL REP CAMPER}}</w:t>
+        <w:t>{NOMBRE DEL CAMPER}</w:t>
       </w:r>
     </w:p>
     <w:p>
@@ -4918,140 +5043,42 @@
           <w:rFonts w:eastAsia="MS Mincho" w:cs="Calibri"/>
           <w:lang w:val="es-ES"/>
         </w:rPr>
-      </w:pPr>
-      <w:r>
-        <w:rPr>
-          <w:rFonts w:eastAsia="MS Mincho" w:cs="Calibri"/>
-          <w:bCs/>
-          <w:lang w:val="es-ES"/>
-        </w:rPr>
-        <w:tab/>
-      </w:r>
-      <w:r>
-        <w:rPr>
-          <w:rFonts w:eastAsia="MS Mincho" w:cs="Calibri"/>
-          <w:bCs/>
-          <w:lang w:val="es-ES"/>
-        </w:rPr>
-        <w:tab/>
-      </w:r>
-      <w:r>
-        <w:rPr>
-          <w:rFonts w:eastAsia="MS Mincho" w:cs="Calibri"/>
-          <w:bCs/>
-          <w:lang w:val="es-ES"/>
-        </w:rPr>
-        <w:tab/>
-      </w:r>
-      <w:r>
-        <w:rPr>
-          <w:rFonts w:eastAsia="MS Mincho" w:cs="Calibri"/>
-          <w:bCs/>
-          <w:lang w:val="es-CO"/>
-        </w:rPr>
-        <w:tab/>
-      </w:r>
-      <w:r>
-        <w:rPr>
-          <w:rFonts w:eastAsia="MS Mincho" w:cs="Calibri"/>
-          <w:bCs/>
-          <w:lang w:val="es-CO"/>
-        </w:rPr>
-        <w:tab/>
-      </w:r>
-      <w:r>
-        <w:rPr>
-          <w:rFonts w:eastAsia="MS Mincho" w:cs="Calibri"/>
-          <w:lang w:val="es-ES"/>
-        </w:rPr>
-        <w:tab/>
-        <w:t>Representante Legal</w:t>
-      </w:r>
-      <w:r>
-        <w:rPr>
-          <w:rFonts w:eastAsia="MS Mincho" w:cs="Calibri"/>
-          <w:lang w:val="es-ES"/>
-        </w:rPr>
-        <w:tab/>
-      </w:r>
-    </w:p>
-    <w:p>
-      <w:pPr>
-        <w:spacing w:after="0" w:line="276" w:lineRule="auto"/>
-        <w:rPr>
-          <w:rFonts w:eastAsia="MS Mincho" w:cs="Calibri"/>
-          <w:lang w:val="es-ES"/>
-        </w:rPr>
-      </w:pPr>
-      <w:r>
-        <w:rPr>
-          <w:rFonts w:eastAsia="MS Mincho" w:cs="Calibri"/>
-          <w:lang w:val="es-ES"/>
-        </w:rPr>
-        <w:tab/>
-      </w:r>
-      <w:r>
-        <w:rPr>
-          <w:rFonts w:eastAsia="MS Mincho" w:cs="Calibri"/>
-          <w:lang w:val="es-ES"/>
-        </w:rPr>
-        <w:tab/>
-      </w:r>
-      <w:r>
-        <w:rPr>
-          <w:rFonts w:eastAsia="MS Mincho" w:cs="Calibri"/>
-          <w:lang w:val="es-ES"/>
-        </w:rPr>
-        <w:tab/>
-      </w:r>
-      <w:r>
-        <w:rPr>
-          <w:rFonts w:eastAsia="MS Mincho" w:cs="Calibri"/>
-          <w:lang w:val="es-ES"/>
-        </w:rPr>
-        <w:tab/>
-      </w:r>
-      <w:r>
-        <w:rPr>
-          <w:rFonts w:eastAsia="MS Mincho" w:cs="Calibri"/>
-          <w:lang w:val="es-ES"/>
-        </w:rPr>
-        <w:tab/>
-      </w:r>
-      <w:r>
-        <w:rPr>
-          <w:rFonts w:eastAsia="MS Mincho" w:cs="Calibri"/>
-          <w:b/>
-          <w:lang w:val="es-ES"/>
-        </w:rPr>
-        <w:tab/>
-      </w:r>
-      <w:r>
-        <w:rPr>
-          <w:rFonts w:eastAsia="MS Mincho" w:cs="Calibri"/>
-          <w:b/>
-          <w:bCs/>
-          <w:lang w:val="es-CO"/>
-        </w:rPr>
-        <w:t>{{NOMBRE DEL CAMPER}}</w:t>
-      </w:r>
-    </w:p>
-    <w:p>
-      <w:pPr>
-        <w:spacing w:after="0" w:line="276" w:lineRule="auto"/>
-        <w:ind w:left="3600" w:firstLine="720"/>
-        <w:rPr>
-          <w:rFonts w:eastAsia="MS Mincho" w:cs="Calibri"/>
-          <w:lang w:val="es-ES"/>
-        </w:rPr>
-      </w:pPr>
-      <w:r>
-        <w:rPr>
-          <w:rFonts w:eastAsia="MS Mincho" w:cs="Calibri"/>
-          <w:lang w:val="es-ES"/>
-        </w:rPr>
-        <w:t>CAMPER</w:t>
-      </w:r>
+        <w:sectPr>
+          <w:type w:val="continuous"/>
+          <w:pgSz w:w="11906" w:h="16838" w:code="9"/>
+          <w:pgMar w:top="1701" w:right="1701" w:bottom="1418" w:left="1701" w:header="708" w:footer="708" w:gutter="0"/>
+          <w:cols w:num="2" w:space="708"/>
+          <w:docGrid w:linePitch="360"/>
+        </w:sectPr>
+      </w:pPr>
+      <w:r>
+        <w:rPr>
+          <w:rFonts w:eastAsia="MS Mincho" w:cs="Calibri"/>
+          <w:lang w:val="es-ES"/>
+        </w:rPr>
+        <w:t>CAMPE</w:t>
+      </w:r>
+      <w:r>
+        <w:rPr>
+          <w:rFonts w:eastAsia="MS Mincho" w:cs="Calibri"/>
+          <w:lang w:val="es-ES"/>
+        </w:rPr>
+        <w:t>R</w:t>
+      </w:r>
+    </w:p>
+    <w:p>
+      <w:pPr>
+        <w:rPr>
+          <w:lang w:val="es-ES"/>
+        </w:rPr>
+        <w:sectPr>
+          <w:type w:val="continuous"/>
+          <w:pgSz w:w="11906" w:h="16838" w:code="9"/>
+          <w:pgMar w:top="1701" w:right="1701" w:bottom="1418" w:left="1701" w:header="708" w:footer="708" w:gutter="0"/>
+          <w:cols w:num="2" w:space="708"/>
+          <w:docGrid w:linePitch="360"/>
+        </w:sectPr>
+      </w:pPr>
     </w:p>
     <w:p>
       <w:pPr>
@@ -5148,7 +5175,6 @@
           <w:sz w:val="32"/>
           <w:lang w:val="es-ES"/>
         </w:rPr>
-        <w:lastRenderedPageBreak/>
         <w:t>CONDICIONES ESPECÍFICAS - LÍNEA DE FINANCIACIÓN LUMNI</w:t>
       </w:r>
     </w:p>
@@ -5229,34 +5255,26 @@
       </w:r>
       <w:r>
         <w:rPr>
-          <w:rFonts w:asciiTheme="minorHAnsi" w:hAnsiTheme="minorHAnsi" w:cstheme="minorHAnsi"/>
-          <w:b/>
-          <w:lang w:val="es-MX"/>
-        </w:rPr>
-        <w:t>{{NOMBRE COMPLETO</w:t>
-      </w:r>
-      <w:r>
-        <w:rPr>
-          <w:rFonts w:asciiTheme="minorHAnsi" w:hAnsiTheme="minorHAnsi" w:cstheme="minorHAnsi"/>
-          <w:b/>
-          <w:lang w:val="es-MX"/>
-        </w:rPr>
-        <w:t xml:space="preserve"> REP</w:t>
-      </w:r>
-      <w:r>
-        <w:rPr>
-          <w:rFonts w:asciiTheme="minorHAnsi" w:hAnsiTheme="minorHAnsi" w:cstheme="minorHAnsi"/>
-          <w:b/>
-          <w:lang w:val="es-MX"/>
-        </w:rPr>
-        <w:t>}}</w:t>
-      </w:r>
-      <w:r>
-        <w:rPr>
-          <w:rFonts w:asciiTheme="minorHAnsi" w:eastAsia="Times New Roman" w:hAnsiTheme="minorHAnsi" w:cstheme="minorHAnsi"/>
-          <w:lang w:val="es-ES"/>
-        </w:rPr>
-        <w:t>, ma</w:t>
+          <w:rFonts w:eastAsia="MS Mincho" w:cs="Calibri"/>
+          <w:b/>
+          <w:bCs/>
+          <w:lang w:val="es-CO"/>
+        </w:rPr>
+        <w:t>{NOMBRE COMPLETO REP}</w:t>
+      </w:r>
+      <w:r>
+        <w:rPr>
+          <w:rFonts w:asciiTheme="minorHAnsi" w:eastAsia="Times New Roman" w:hAnsiTheme="minorHAnsi" w:cstheme="minorHAnsi"/>
+          <w:lang w:val="es-ES"/>
+        </w:rPr>
+        <w:t xml:space="preserve">, </w:t>
+      </w:r>
+      <w:r>
+        <w:rPr>
+          <w:rFonts w:asciiTheme="minorHAnsi" w:eastAsia="Times New Roman" w:hAnsiTheme="minorHAnsi" w:cstheme="minorHAnsi"/>
+          <w:lang w:val="es-ES"/>
+        </w:rPr>
+        <w:t xml:space="preserve"> ma</w:t>
       </w:r>
       <w:r>
         <w:rPr>
@@ -5300,12 +5318,30 @@
       </w:r>
       <w:r>
         <w:rPr>
-          <w:rFonts w:asciiTheme="minorHAnsi" w:eastAsia="Times New Roman" w:hAnsiTheme="minorHAnsi" w:cstheme="minorHAnsi"/>
-          <w:b/>
-          <w:bCs/>
-          <w:lang w:val="es-ES"/>
-        </w:rPr>
-        <w:t xml:space="preserve">{{CEDULA REP DEL CAMPER}}, </w:t>
+          <w:rFonts w:eastAsia="MS Mincho" w:cs="Calibri"/>
+          <w:b/>
+          <w:bCs/>
+          <w:lang w:val="es-CO"/>
+        </w:rPr>
+        <w:t>{CEDULA REP DEL CAMPER</w:t>
+      </w:r>
+      <w:r>
+        <w:rPr>
+          <w:rFonts w:eastAsia="MS Mincho" w:cs="Calibri"/>
+          <w:b/>
+          <w:bCs/>
+          <w:lang w:val="es-CO"/>
+        </w:rPr>
+        <w:t>}</w:t>
+      </w:r>
+      <w:r>
+        <w:rPr>
+          <w:rFonts w:asciiTheme="minorHAnsi" w:eastAsia="Times New Roman" w:hAnsiTheme="minorHAnsi" w:cstheme="minorHAnsi"/>
+          <w:b/>
+          <w:bCs/>
+          <w:lang w:val="es-ES"/>
+        </w:rPr>
+        <w:t xml:space="preserve">, </w:t>
       </w:r>
       <w:r>
         <w:rPr>
@@ -5316,44 +5352,55 @@
       </w:r>
       <w:r>
         <w:rPr>
-          <w:rFonts w:asciiTheme="minorHAnsi" w:eastAsia="Times New Roman" w:hAnsiTheme="minorHAnsi" w:cstheme="minorHAnsi"/>
-          <w:b/>
-          <w:bCs/>
-          <w:lang w:val="es-ES"/>
-        </w:rPr>
-        <w:t>{{NOMBRE DEL CAMPER}},</w:t>
-      </w:r>
-      <w:r>
-        <w:rPr>
-          <w:rStyle w:val="Textoennegrita"/>
+          <w:rFonts w:eastAsia="MS Mincho" w:cs="Calibri"/>
+          <w:b/>
+          <w:bCs/>
+          <w:lang w:val="es-CO"/>
+        </w:rPr>
+        <w:t>{NOMBRE DEL CAMPER}</w:t>
+      </w:r>
+      <w:r>
+        <w:rPr>
+          <w:rFonts w:asciiTheme="minorHAnsi" w:eastAsia="Times New Roman" w:hAnsiTheme="minorHAnsi" w:cstheme="minorHAnsi"/>
+          <w:b/>
+          <w:bCs/>
+          <w:lang w:val="es-ES"/>
+        </w:rPr>
+        <w:t>,</w:t>
+      </w:r>
+      <w:r>
+        <w:rPr>
+          <w:rStyle w:val="Fuerte"/>
           <w:rFonts w:asciiTheme="majorHAnsi" w:hAnsiTheme="majorHAnsi" w:cstheme="majorHAnsi"/>
           <w:lang w:val="es-CO"/>
         </w:rPr>
-        <w:t xml:space="preserve"> identificado con tarjeta de identidad No. </w:t>
-      </w:r>
-      <w:r>
-        <w:rPr>
-          <w:rFonts w:eastAsia="MS Mincho" w:cs="Calibri"/>
-          <w:b/>
-          <w:bCs/>
-          <w:lang w:val="es-CO"/>
-        </w:rPr>
-        <w:t>{{NUMERO DE TARJETA DE IDENTIDAD}}</w:t>
-      </w:r>
-      <w:r>
-        <w:rPr>
-          <w:rFonts w:asciiTheme="minorHAnsi" w:eastAsia="Times New Roman" w:hAnsiTheme="minorHAnsi" w:cstheme="minorHAnsi"/>
-          <w:lang w:val="es-ES"/>
-        </w:rPr>
-        <w:t>,</w:t>
-      </w:r>
-      <w:r>
-        <w:rPr>
-          <w:rStyle w:val="Textoennegrita"/>
+        <w:t xml:space="preserve"> </w:t>
+      </w:r>
+      <w:r>
+        <w:rPr>
+          <w:rStyle w:val="Fuerte"/>
           <w:rFonts w:asciiTheme="majorHAnsi" w:hAnsiTheme="majorHAnsi" w:cstheme="majorHAnsi"/>
           <w:lang w:val="es-CO"/>
         </w:rPr>
-        <w:t xml:space="preserve"> </w:t>
+        <w:t xml:space="preserve">identificado con tarjeta de identidad No. </w:t>
+      </w:r>
+      <w:r>
+        <w:rPr>
+          <w:rFonts w:eastAsia="MS Mincho" w:cs="Calibri"/>
+          <w:b/>
+          <w:bCs/>
+          <w:lang w:val="es-CO"/>
+        </w:rPr>
+        <w:t>{NUMERO DE TARJETA DE IDENTIDAD}</w:t>
+      </w:r>
+      <w:r>
+        <w:rPr>
+          <w:rFonts w:eastAsia="MS Mincho" w:cs="Calibri"/>
+          <w:b/>
+          <w:bCs/>
+          <w:lang w:val="es-CO"/>
+        </w:rPr>
+        <w:t xml:space="preserve">, </w:t>
       </w:r>
       <w:r>
         <w:rPr>
@@ -5701,7 +5748,7 @@
         <w:pStyle w:val="Sinespaciado"/>
         <w:numPr>
           <w:ilvl w:val="0"/>
-          <w:numId w:val="2"/>
+          <w:numId w:val="16"/>
         </w:numPr>
         <w:jc w:val="both"/>
         <w:rPr>
@@ -5712,7 +5759,7 @@
         <w:rPr>
           <w:lang w:val="es-ES"/>
         </w:rPr>
-        <w:t xml:space="preserve">DIEZ MILLONES DE PESOS (10.000.000,00) del costo del PROGRAMA </w:t>
+        <w:t xml:space="preserve">TRECE MILLONES DE PESOS (13.000.000,00) del costo del PROGRAMA </w:t>
       </w:r>
       <w:r>
         <w:rPr>
@@ -5726,7 +5773,7 @@
         <w:pStyle w:val="Sinespaciado"/>
         <w:numPr>
           <w:ilvl w:val="0"/>
-          <w:numId w:val="2"/>
+          <w:numId w:val="16"/>
         </w:numPr>
         <w:jc w:val="both"/>
         <w:rPr>
@@ -5737,7 +5784,7 @@
         <w:rPr>
           <w:lang w:val="es-ES"/>
         </w:rPr>
-        <w:t>TRES MILLONES DE PESOS (3.000.000) serán pagados en cuotas mensuales de TRESCIENTOS MIL PESOS (300.000) durante el periodo de formación (10 meses)</w:t>
+        <w:t>Saldo y Convenio Empresarial: El valor restante del costo total, equivalente a DIEZ MILLONES DE PESOS ($10.000.000,00), podrá ser cubierto bajo las siguientes condiciones:</w:t>
       </w:r>
     </w:p>
     <w:p>
@@ -5745,7 +5792,7 @@
         <w:pStyle w:val="Sinespaciado"/>
         <w:numPr>
           <w:ilvl w:val="0"/>
-          <w:numId w:val="2"/>
+          <w:numId w:val="16"/>
         </w:numPr>
         <w:jc w:val="both"/>
         <w:rPr>
@@ -5756,67 +5803,7 @@
         <w:rPr>
           <w:lang w:val="es-ES"/>
         </w:rPr>
-        <w:t xml:space="preserve">Los DIEZ MILLONES DE PESOS (10.000.000,00) </w:t>
-      </w:r>
-      <w:r>
-        <w:rPr>
-          <w:lang w:val="es-ES"/>
-        </w:rPr>
-        <w:t>restante</w:t>
-      </w:r>
-      <w:r>
-        <w:rPr>
-          <w:lang w:val="es-ES"/>
-        </w:rPr>
-        <w:t>s</w:t>
-      </w:r>
-      <w:r>
-        <w:rPr>
-          <w:lang w:val="es-ES"/>
-        </w:rPr>
-        <w:t xml:space="preserve"> del COSTO TOTAL DEL PROGRAMA será</w:t>
-      </w:r>
-      <w:r>
-        <w:rPr>
-          <w:lang w:val="es-ES"/>
-        </w:rPr>
-        <w:t>n</w:t>
-      </w:r>
-      <w:r>
-        <w:rPr>
-          <w:lang w:val="es-ES"/>
-        </w:rPr>
-        <w:t xml:space="preserve"> cubierto</w:t>
-      </w:r>
-      <w:r>
-        <w:rPr>
-          <w:lang w:val="es-ES"/>
-        </w:rPr>
-        <w:t>s</w:t>
-      </w:r>
-      <w:r>
-        <w:rPr>
-          <w:lang w:val="es-ES"/>
-        </w:rPr>
-        <w:t xml:space="preserve"> mediante el método de INGRESO COMPARTIDO con CAMPUSLANDS, </w:t>
-      </w:r>
-      <w:r>
-        <w:rPr>
-          <w:lang w:val="es-ES"/>
-        </w:rPr>
-        <w:t>la cual estará sujeto</w:t>
-      </w:r>
-      <w:r>
-        <w:rPr>
-          <w:lang w:val="es-ES"/>
-        </w:rPr>
-        <w:t xml:space="preserve"> al cumplimiento de los deberes del CAMPER, dentro de las </w:t>
-      </w:r>
-      <w:r>
-        <w:rPr>
-          <w:lang w:val="es-ES"/>
-        </w:rPr>
-        <w:t>etapas del programa dispuestas en las CONDICIONES GENERALES DEL CONTRATO.</w:t>
+        <w:t>Con Convenio: Si el CAMPER acepta ingresar al programa de convenio empresarial, cancelará este saldo en diez (10) cuotas mensuales de UN MILLÓN DE PESOS ($1.000.000,00) cada una.</w:t>
       </w:r>
     </w:p>
     <w:p>
@@ -5828,6 +5815,25 @@
           <w:lang w:val="es-ES"/>
         </w:rPr>
       </w:pPr>
+    </w:p>
+    <w:p>
+      <w:pPr>
+        <w:pStyle w:val="Sinespaciado"/>
+        <w:numPr>
+          <w:ilvl w:val="0"/>
+          <w:numId w:val="16"/>
+        </w:numPr>
+        <w:jc w:val="both"/>
+        <w:rPr>
+          <w:lang w:val="es-ES"/>
+        </w:rPr>
+      </w:pPr>
+      <w:r>
+        <w:rPr>
+          <w:lang w:val="es-ES"/>
+        </w:rPr>
+        <w:t>Sin Convenio: En caso de no optar por el programa de convenio, el CAMPER solo estará obligado al pago inicial de los TRECE MILLONES DE PESOS ($13.000.000,00), quedando exento del saldo restante y de los beneficios del convenio.</w:t>
+      </w:r>
     </w:p>
     <w:p>
       <w:pPr>
@@ -5848,7 +5854,6 @@
           <w:color w:val="4472C4" w:themeColor="accent5"/>
           <w:lang w:val="es-ES"/>
         </w:rPr>
-        <w:lastRenderedPageBreak/>
         <w:t>CLÁ</w:t>
       </w:r>
       <w:r>
@@ -6410,7 +6415,15 @@
           <w:rFonts w:asciiTheme="minorHAnsi" w:eastAsia="Times New Roman" w:hAnsiTheme="minorHAnsi" w:cstheme="minorHAnsi"/>
           <w:lang w:val="es-ES"/>
         </w:rPr>
-        <w:t xml:space="preserve">La solicitud de retiro deberá radicarse formalmente por escrito ante la Coordinación Académica, con firma del CAMPER y justificación básica de la decisión. CAMPUSLANDS confirmará la procedencia de la solicitud en un plazo no mayor a </w:t>
+        <w:t xml:space="preserve">La solicitud de retiro deberá radicarse formalmente por escrito ante la Coordinación Académica, con firma del CAMPER y justificación básica de la decisión. CAMPUSLANDS confirmará la </w:t>
+      </w:r>
+      <w:r>
+        <w:rPr>
+          <w:rFonts w:asciiTheme="minorHAnsi" w:eastAsia="Times New Roman" w:hAnsiTheme="minorHAnsi" w:cstheme="minorHAnsi"/>
+          <w:lang w:val="es-ES"/>
+        </w:rPr>
+        <w:lastRenderedPageBreak/>
+        <w:t xml:space="preserve">procedencia de la solicitud en un plazo no mayor a </w:t>
       </w:r>
       <w:r>
         <w:rPr>
@@ -6483,7 +6496,6 @@
           <w:rFonts w:asciiTheme="minorHAnsi" w:eastAsia="Times New Roman" w:hAnsiTheme="minorHAnsi" w:cstheme="minorHAnsi"/>
           <w:lang w:val="es-ES"/>
         </w:rPr>
-        <w:lastRenderedPageBreak/>
         <w:t xml:space="preserve">Si el retiro ocurre luego del plazo indicado, el CAMPER asumirá </w:t>
       </w:r>
       <w:r>
@@ -6780,143 +6792,172 @@
       </w:r>
       <w:r>
         <w:rPr>
-          <w:rFonts w:asciiTheme="minorHAnsi" w:hAnsiTheme="minorHAnsi" w:cstheme="minorHAnsi"/>
-          <w:bCs/>
-          <w:lang w:val="es-MX"/>
-        </w:rPr>
-        <w:t>{{</w:t>
+          <w:rFonts w:eastAsia="Times New Roman" w:cs="Calibri"/>
+          <w:b/>
+          <w:bCs/>
+          <w:lang w:val="es-ES"/>
+        </w:rPr>
+        <w:t>{</w:t>
       </w:r>
       <w:proofErr w:type="spellStart"/>
       <w:r>
         <w:rPr>
+          <w:rFonts w:eastAsia="Times New Roman" w:cs="Calibri"/>
+          <w:b/>
+          <w:bCs/>
+          <w:lang w:val="es-ES"/>
+        </w:rPr>
+        <w:t>dia</w:t>
+      </w:r>
+      <w:proofErr w:type="spellEnd"/>
+      <w:r>
+        <w:rPr>
+          <w:rFonts w:eastAsia="Times New Roman" w:cs="Calibri"/>
+          <w:b/>
+          <w:bCs/>
+          <w:lang w:val="es-ES"/>
+        </w:rPr>
+        <w:t>}</w:t>
+      </w:r>
+      <w:r>
+        <w:rPr>
           <w:rFonts w:asciiTheme="minorHAnsi" w:hAnsiTheme="minorHAnsi" w:cstheme="minorHAnsi"/>
           <w:lang w:val="es-CO"/>
         </w:rPr>
-        <w:t>dia</w:t>
-      </w:r>
-      <w:proofErr w:type="spellEnd"/>
-      <w:r>
-        <w:rPr>
-          <w:rFonts w:asciiTheme="minorHAnsi" w:hAnsiTheme="minorHAnsi" w:cstheme="minorHAnsi"/>
-          <w:bCs/>
-          <w:lang w:val="es-MX"/>
-        </w:rPr>
-        <w:t>}}</w:t>
+        <w:t xml:space="preserve"> </w:t>
       </w:r>
       <w:r>
         <w:rPr>
           <w:rFonts w:asciiTheme="minorHAnsi" w:hAnsiTheme="minorHAnsi" w:cstheme="minorHAnsi"/>
           <w:lang w:val="es-CO"/>
         </w:rPr>
-        <w:t xml:space="preserve"> días del mes de </w:t>
-      </w:r>
-      <w:r>
-        <w:rPr>
-          <w:rFonts w:asciiTheme="minorHAnsi" w:hAnsiTheme="minorHAnsi" w:cstheme="minorHAnsi"/>
-          <w:bCs/>
-          <w:lang w:val="es-MX"/>
-        </w:rPr>
-        <w:t>{{</w:t>
+        <w:t xml:space="preserve">días del mes de </w:t>
+      </w:r>
+      <w:r>
+        <w:rPr>
+          <w:rFonts w:eastAsia="Times New Roman" w:cs="Calibri"/>
+          <w:b/>
+          <w:bCs/>
+          <w:lang w:val="es-ES"/>
+        </w:rPr>
+        <w:t>{mes}</w:t>
+      </w:r>
+      <w:r>
+        <w:rPr>
+          <w:rFonts w:eastAsia="Times New Roman" w:cs="Calibri"/>
+          <w:lang w:val="es-ES"/>
+        </w:rPr>
+        <w:t xml:space="preserve"> </w:t>
       </w:r>
       <w:r>
         <w:rPr>
           <w:rFonts w:asciiTheme="minorHAnsi" w:hAnsiTheme="minorHAnsi" w:cstheme="minorHAnsi"/>
           <w:lang w:val="es-CO"/>
         </w:rPr>
-        <w:t>mes</w:t>
-      </w:r>
-      <w:r>
-        <w:rPr>
-          <w:rFonts w:asciiTheme="minorHAnsi" w:hAnsiTheme="minorHAnsi" w:cstheme="minorHAnsi"/>
-          <w:bCs/>
-          <w:lang w:val="es-MX"/>
-        </w:rPr>
-        <w:t>}}</w:t>
-      </w:r>
-      <w:r>
+        <w:t xml:space="preserve">de </w:t>
+      </w:r>
+      <w:r>
+        <w:rPr>
+          <w:rFonts w:eastAsia="Times New Roman" w:cs="Calibri"/>
+          <w:b/>
+          <w:bCs/>
+          <w:lang w:val="es-ES"/>
+        </w:rPr>
+        <w:t>{ano}</w:t>
+      </w:r>
+      <w:r>
+        <w:rPr>
+          <w:rFonts w:eastAsia="Times New Roman" w:cs="Calibri"/>
+          <w:lang w:val="es-ES"/>
+        </w:rPr>
+        <w:t>.</w:t>
+      </w:r>
+    </w:p>
+    <w:p>
+      <w:pPr>
+        <w:spacing w:before="100" w:beforeAutospacing="1" w:after="100" w:afterAutospacing="1"/>
         <w:rPr>
           <w:rFonts w:asciiTheme="minorHAnsi" w:hAnsiTheme="minorHAnsi" w:cstheme="minorHAnsi"/>
           <w:lang w:val="es-CO"/>
         </w:rPr>
-        <w:t xml:space="preserve"> de </w:t>
-      </w:r>
-      <w:r>
-        <w:rPr>
-          <w:rFonts w:asciiTheme="minorHAnsi" w:hAnsiTheme="minorHAnsi" w:cstheme="minorHAnsi"/>
-          <w:bCs/>
-          <w:lang w:val="es-MX"/>
-        </w:rPr>
-        <w:t>{{</w:t>
-      </w:r>
-      <w:r>
-        <w:rPr>
-          <w:rFonts w:asciiTheme="minorHAnsi" w:hAnsiTheme="minorHAnsi" w:cstheme="minorHAnsi"/>
-          <w:lang w:val="es-CO"/>
-        </w:rPr>
-        <w:t>ano</w:t>
-      </w:r>
-      <w:r>
-        <w:rPr>
-          <w:rFonts w:asciiTheme="minorHAnsi" w:hAnsiTheme="minorHAnsi" w:cstheme="minorHAnsi"/>
-          <w:bCs/>
-          <w:lang w:val="es-MX"/>
-        </w:rPr>
-        <w:t>}}</w:t>
-      </w:r>
-      <w:r>
-        <w:rPr>
-          <w:rFonts w:asciiTheme="minorHAnsi" w:hAnsiTheme="minorHAnsi" w:cstheme="minorHAnsi"/>
-          <w:lang w:val="es-CO"/>
-        </w:rPr>
-        <w:t>.</w:t>
-      </w:r>
-    </w:p>
-    <w:p>
-      <w:pPr>
-        <w:spacing w:before="100" w:beforeAutospacing="1" w:after="100" w:afterAutospacing="1" w:line="240" w:lineRule="auto"/>
-        <w:jc w:val="both"/>
-        <w:rPr>
-          <w:rFonts w:asciiTheme="minorHAnsi" w:hAnsiTheme="minorHAnsi" w:cstheme="minorHAnsi"/>
-          <w:lang w:val="es-CO"/>
-        </w:rPr>
-      </w:pPr>
-    </w:p>
-    <w:p>
-      <w:pPr>
-        <w:spacing w:before="100" w:beforeAutospacing="1" w:after="100" w:afterAutospacing="1"/>
-        <w:rPr>
-          <w:rFonts w:asciiTheme="minorHAnsi" w:hAnsiTheme="minorHAnsi" w:cstheme="minorHAnsi"/>
-          <w:lang w:val="es-CO"/>
-        </w:rPr>
-      </w:pPr>
-      <w:r>
-        <w:rPr>
-          <w:rFonts w:asciiTheme="minorHAnsi" w:hAnsiTheme="minorHAnsi" w:cstheme="minorHAnsi"/>
-          <w:lang w:val="es-CO"/>
+        <w:sectPr>
+          <w:type w:val="continuous"/>
+          <w:pgSz w:w="11906" w:h="16838" w:code="9"/>
+          <w:pgMar w:top="1701" w:right="1701" w:bottom="1418" w:left="1701" w:header="708" w:footer="708" w:gutter="0"/>
+          <w:cols w:space="708"/>
+          <w:docGrid w:linePitch="360"/>
+        </w:sectPr>
+      </w:pPr>
+    </w:p>
+    <w:p>
+      <w:pPr>
+        <w:spacing w:before="100" w:beforeAutospacing="1" w:after="100" w:afterAutospacing="1" w:line="276" w:lineRule="auto"/>
+        <w:rPr>
+          <w:rFonts w:eastAsia="Times New Roman" w:cs="Calibri"/>
+        </w:rPr>
+      </w:pPr>
+      <w:r>
+        <w:rPr>
+          <w:rFonts w:eastAsia="Times New Roman" w:cs="Calibri"/>
         </w:rPr>
         <w:t>CAMPUSLANDS S.A.S. BIC,</w:t>
       </w:r>
-      <w:r>
-        <w:rPr>
-          <w:rFonts w:asciiTheme="minorHAnsi" w:hAnsiTheme="minorHAnsi" w:cstheme="minorHAnsi"/>
-          <w:lang w:val="es-CO"/>
-        </w:rPr>
-        <w:tab/>
-      </w:r>
-      <w:r>
-        <w:rPr>
-          <w:rFonts w:asciiTheme="minorHAnsi" w:hAnsiTheme="minorHAnsi" w:cstheme="minorHAnsi"/>
-          <w:lang w:val="es-CO"/>
-        </w:rPr>
-        <w:tab/>
-      </w:r>
-      <w:r>
-        <w:rPr>
-          <w:rFonts w:asciiTheme="minorHAnsi" w:hAnsiTheme="minorHAnsi" w:cstheme="minorHAnsi"/>
-          <w:lang w:val="es-CO"/>
-        </w:rPr>
-        <w:tab/>
-        <w:t>EL CAMPER,</w:t>
+    </w:p>
+    <w:p>
+      <w:pPr>
+        <w:spacing w:after="0" w:line="276" w:lineRule="auto"/>
+        <w:rPr>
+          <w:rFonts w:eastAsia="MS Mincho" w:cs="Calibri"/>
+        </w:rPr>
+      </w:pPr>
+    </w:p>
+    <w:p>
+      <w:pPr>
+        <w:spacing w:after="0" w:line="276" w:lineRule="auto"/>
+        <w:rPr>
+          <w:rFonts w:eastAsia="MS Mincho" w:cs="Calibri"/>
+        </w:rPr>
+      </w:pPr>
+    </w:p>
+    <w:p>
+      <w:pPr>
+        <w:spacing w:after="0" w:line="276" w:lineRule="auto"/>
+        <w:rPr>
+          <w:rFonts w:eastAsia="MS Mincho" w:cs="Calibri"/>
+        </w:rPr>
+      </w:pPr>
+    </w:p>
+    <w:p>
+      <w:pPr>
+        <w:spacing w:after="0" w:line="276" w:lineRule="auto"/>
+        <w:rPr>
+          <w:rFonts w:eastAsia="MS Mincho" w:cs="Calibri"/>
+          <w:lang w:val="es-ES"/>
+        </w:rPr>
+      </w:pPr>
+      <w:r>
+        <w:rPr>
+          <w:rFonts w:eastAsia="MS Mincho" w:cs="Calibri"/>
+          <w:b/>
+          <w:lang w:val="es-ES"/>
+        </w:rPr>
+        <w:t>YESENIA MERCHAN PINZÓN</w:t>
+      </w:r>
+      <w:r>
+        <w:rPr>
+          <w:rFonts w:eastAsia="MS Mincho" w:cs="Calibri"/>
+          <w:lang w:val="es-ES"/>
+        </w:rPr>
+        <w:br/>
+        <w:t>Representante Legal</w:t>
+      </w:r>
+      <w:r>
+        <w:rPr>
+          <w:rFonts w:eastAsia="MS Mincho" w:cs="Calibri"/>
+          <w:lang w:val="es-ES"/>
+        </w:rPr>
+        <w:br/>
+        <w:t>CAMPUSLANDS S.A.S. BIC</w:t>
       </w:r>
     </w:p>
     <w:p>
@@ -6924,7 +6965,7 @@
         <w:pStyle w:val="Sinespaciado"/>
         <w:spacing w:line="276" w:lineRule="auto"/>
         <w:rPr>
-          <w:rFonts w:asciiTheme="minorHAnsi" w:hAnsiTheme="minorHAnsi" w:cstheme="minorHAnsi"/>
+          <w:rFonts w:eastAsia="Times New Roman" w:cs="Calibri"/>
           <w:lang w:val="es-CO"/>
         </w:rPr>
       </w:pPr>
@@ -6934,7 +6975,7 @@
         <w:pStyle w:val="Sinespaciado"/>
         <w:spacing w:line="276" w:lineRule="auto"/>
         <w:rPr>
-          <w:rFonts w:asciiTheme="minorHAnsi" w:hAnsiTheme="minorHAnsi" w:cstheme="minorHAnsi"/>
+          <w:rFonts w:eastAsia="Times New Roman" w:cs="Calibri"/>
           <w:lang w:val="es-CO"/>
         </w:rPr>
       </w:pPr>
@@ -6944,7 +6985,7 @@
         <w:pStyle w:val="Sinespaciado"/>
         <w:spacing w:line="276" w:lineRule="auto"/>
         <w:rPr>
-          <w:rFonts w:asciiTheme="minorHAnsi" w:hAnsiTheme="minorHAnsi" w:cstheme="minorHAnsi"/>
+          <w:rFonts w:eastAsia="Times New Roman" w:cs="Calibri"/>
           <w:lang w:val="es-CO"/>
         </w:rPr>
       </w:pPr>
@@ -6955,300 +6996,156 @@
         <w:spacing w:line="276" w:lineRule="auto"/>
         <w:rPr>
           <w:rFonts w:asciiTheme="minorHAnsi" w:hAnsiTheme="minorHAnsi" w:cstheme="minorHAnsi"/>
+          <w:b/>
           <w:lang w:val="es-CO"/>
         </w:rPr>
       </w:pPr>
       <w:r>
         <w:rPr>
-          <w:rFonts w:asciiTheme="minorHAnsi" w:hAnsiTheme="minorHAnsi" w:cstheme="minorHAnsi"/>
-          <w:b/>
+          <w:rFonts w:eastAsia="Times New Roman" w:cs="Calibri"/>
           <w:lang w:val="es-CO"/>
         </w:rPr>
-        <w:t>YESENIA MERCHAN PINZÓN</w:t>
-      </w:r>
-      <w:r>
-        <w:rPr>
-          <w:rFonts w:asciiTheme="minorHAnsi" w:hAnsiTheme="minorHAnsi" w:cstheme="minorHAnsi"/>
+        <w:t>EL CAMPER,</w:t>
+      </w:r>
+    </w:p>
+    <w:p>
+      <w:pPr>
+        <w:spacing w:after="0" w:line="276" w:lineRule="auto"/>
+        <w:rPr>
+          <w:rFonts w:eastAsia="MS Mincho" w:cs="Calibri"/>
           <w:lang w:val="es-CO"/>
         </w:rPr>
+      </w:pPr>
+    </w:p>
+    <w:p>
+      <w:pPr>
+        <w:spacing w:after="0" w:line="276" w:lineRule="auto"/>
+        <w:rPr>
+          <w:rFonts w:eastAsia="MS Mincho" w:cs="Calibri"/>
+          <w:lang w:val="es-CO"/>
+        </w:rPr>
+      </w:pPr>
+    </w:p>
+    <w:p>
+      <w:pPr>
+        <w:spacing w:after="0" w:line="276" w:lineRule="auto"/>
+        <w:rPr>
+          <w:rFonts w:eastAsia="MS Mincho" w:cs="Calibri"/>
+          <w:lang w:val="es-CO"/>
+        </w:rPr>
+      </w:pPr>
+    </w:p>
+    <w:p>
+      <w:pPr>
+        <w:spacing w:after="0" w:line="276" w:lineRule="auto"/>
+        <w:rPr>
+          <w:rFonts w:eastAsia="MS Mincho" w:cs="Calibri"/>
+          <w:lang w:val="es-CO"/>
+        </w:rPr>
+      </w:pPr>
+    </w:p>
+    <w:p>
+      <w:pPr>
+        <w:spacing w:after="0" w:line="276" w:lineRule="auto"/>
+        <w:rPr>
+          <w:rFonts w:eastAsia="MS Mincho" w:cs="Calibri"/>
+          <w:lang w:val="es-CO"/>
+        </w:rPr>
+      </w:pPr>
+      <w:r>
+        <w:rPr>
+          <w:rFonts w:eastAsia="MS Mincho" w:cs="Calibri"/>
+          <w:b/>
+          <w:bCs/>
+          <w:lang w:val="es-CO"/>
+        </w:rPr>
+        <w:t>{NOMBRE COMPLETO REP}</w:t>
+      </w:r>
+      <w:r>
+        <w:rPr>
+          <w:rFonts w:eastAsia="MS Mincho" w:cs="Calibri"/>
+          <w:lang w:val="es-CO"/>
+        </w:rPr>
+        <w:br/>
+      </w:r>
+      <w:r>
+        <w:rPr>
+          <w:rFonts w:eastAsia="MS Mincho" w:cs="Calibri"/>
+          <w:b/>
+          <w:bCs/>
+          <w:lang w:val="es-CO"/>
+        </w:rPr>
+        <w:t>{CEDULA REP DEL CAMPER}</w:t>
+      </w:r>
+      <w:r>
+        <w:rPr>
+          <w:rFonts w:eastAsia="MS Mincho" w:cs="Calibri"/>
+          <w:lang w:val="es-CO"/>
+        </w:rPr>
+        <w:br/>
+      </w:r>
+      <w:r>
+        <w:rPr>
+          <w:rFonts w:eastAsia="MS Mincho" w:cs="Calibri"/>
+          <w:b/>
+          <w:lang w:val="es-CO"/>
+        </w:rPr>
+        <w:t>{EMAIL REP CAMPER}</w:t>
+      </w:r>
+    </w:p>
+    <w:p>
+      <w:pPr>
+        <w:spacing w:after="0" w:line="276" w:lineRule="auto"/>
+        <w:rPr>
+          <w:rFonts w:eastAsia="MS Mincho" w:cs="Calibri"/>
+          <w:lang w:val="es-ES"/>
+        </w:rPr>
+      </w:pPr>
+      <w:r>
+        <w:rPr>
+          <w:rFonts w:eastAsia="MS Mincho" w:cs="Calibri"/>
+          <w:lang w:val="es-ES"/>
+        </w:rPr>
+        <w:t>Representante Legal</w:t>
+      </w:r>
+      <w:r>
+        <w:rPr>
+          <w:rFonts w:eastAsia="MS Mincho" w:cs="Calibri"/>
+          <w:lang w:val="es-ES"/>
+        </w:rPr>
         <w:tab/>
       </w:r>
-      <w:r>
-        <w:rPr>
-          <w:rFonts w:asciiTheme="minorHAnsi" w:hAnsiTheme="minorHAnsi" w:cstheme="minorHAnsi"/>
+    </w:p>
+    <w:p>
+      <w:pPr>
+        <w:spacing w:after="0" w:line="276" w:lineRule="auto"/>
+        <w:rPr>
+          <w:rFonts w:eastAsia="MS Mincho" w:cs="Calibri"/>
+          <w:lang w:val="es-ES"/>
+        </w:rPr>
+      </w:pPr>
+      <w:r>
+        <w:rPr>
+          <w:rFonts w:eastAsia="MS Mincho" w:cs="Calibri"/>
+          <w:b/>
+          <w:bCs/>
           <w:lang w:val="es-CO"/>
         </w:rPr>
-        <w:tab/>
-      </w:r>
-      <w:r>
-        <w:rPr>
-          <w:rFonts w:asciiTheme="minorHAnsi" w:hAnsiTheme="minorHAnsi" w:cstheme="minorHAnsi"/>
-          <w:lang w:val="es-CO"/>
-        </w:rPr>
-        <w:tab/>
-      </w:r>
-      <w:r>
-        <w:rPr>
-          <w:rFonts w:asciiTheme="minorHAnsi" w:hAnsiTheme="minorHAnsi" w:cstheme="minorHAnsi"/>
-          <w:b/>
-          <w:lang w:val="es-MX"/>
-        </w:rPr>
-        <w:t>{{NOMBRE COMPLETO</w:t>
-      </w:r>
-      <w:r>
-        <w:rPr>
-          <w:rFonts w:asciiTheme="minorHAnsi" w:hAnsiTheme="minorHAnsi" w:cstheme="minorHAnsi"/>
-          <w:b/>
-          <w:lang w:val="es-MX"/>
-        </w:rPr>
-        <w:t xml:space="preserve"> REP</w:t>
-      </w:r>
-      <w:r>
-        <w:rPr>
-          <w:rFonts w:asciiTheme="minorHAnsi" w:hAnsiTheme="minorHAnsi" w:cstheme="minorHAnsi"/>
-          <w:b/>
-          <w:lang w:val="es-MX"/>
-        </w:rPr>
-        <w:t>}}</w:t>
-      </w:r>
-      <w:r>
-        <w:rPr>
-          <w:rFonts w:asciiTheme="minorHAnsi" w:hAnsiTheme="minorHAnsi" w:cstheme="minorHAnsi"/>
-          <w:lang w:val="es-CO"/>
-        </w:rPr>
-        <w:br/>
-        <w:t>Representante Legal</w:t>
-      </w:r>
-      <w:r>
-        <w:rPr>
-          <w:rFonts w:asciiTheme="minorHAnsi" w:hAnsiTheme="minorHAnsi" w:cstheme="minorHAnsi"/>
-          <w:lang w:val="es-CO"/>
-        </w:rPr>
-        <w:tab/>
-      </w:r>
-      <w:r>
-        <w:rPr>
-          <w:rFonts w:asciiTheme="minorHAnsi" w:hAnsiTheme="minorHAnsi" w:cstheme="minorHAnsi"/>
-          <w:lang w:val="es-CO"/>
-        </w:rPr>
-        <w:tab/>
-      </w:r>
-      <w:r>
-        <w:rPr>
-          <w:rFonts w:asciiTheme="minorHAnsi" w:hAnsiTheme="minorHAnsi" w:cstheme="minorHAnsi"/>
-          <w:lang w:val="es-CO"/>
-        </w:rPr>
-        <w:tab/>
-      </w:r>
-      <w:r>
-        <w:rPr>
-          <w:rFonts w:asciiTheme="minorHAnsi" w:hAnsiTheme="minorHAnsi" w:cstheme="minorHAnsi"/>
-          <w:lang w:val="es-CO"/>
-        </w:rPr>
-        <w:tab/>
-      </w:r>
-      <w:r>
-        <w:rPr>
-          <w:rFonts w:asciiTheme="minorHAnsi" w:hAnsiTheme="minorHAnsi" w:cstheme="minorHAnsi"/>
-          <w:bCs/>
-          <w:lang w:val="es-CO"/>
-        </w:rPr>
-        <w:t>{{CEDULA REP DEL CAMPER}}</w:t>
-      </w:r>
-      <w:r>
-        <w:rPr>
-          <w:rFonts w:asciiTheme="minorHAnsi" w:hAnsiTheme="minorHAnsi" w:cstheme="minorHAnsi"/>
-          <w:lang w:val="es-CO"/>
-        </w:rPr>
-        <w:br/>
-      </w:r>
-      <w:r>
-        <w:rPr>
-          <w:rFonts w:asciiTheme="minorHAnsi" w:hAnsiTheme="minorHAnsi" w:cstheme="minorHAnsi"/>
-          <w:b/>
-          <w:lang w:val="es-CO"/>
-        </w:rPr>
-        <w:t>CAMPUSLANDS S.A.S. BIC</w:t>
-      </w:r>
-      <w:r>
-        <w:rPr>
-          <w:rFonts w:asciiTheme="minorHAnsi" w:hAnsiTheme="minorHAnsi" w:cstheme="minorHAnsi"/>
-          <w:lang w:val="es-CO"/>
-        </w:rPr>
-        <w:tab/>
-      </w:r>
-      <w:r>
-        <w:rPr>
-          <w:rFonts w:asciiTheme="minorHAnsi" w:hAnsiTheme="minorHAnsi" w:cstheme="minorHAnsi"/>
-          <w:lang w:val="es-CO"/>
-        </w:rPr>
-        <w:tab/>
-      </w:r>
-      <w:r>
-        <w:rPr>
-          <w:rFonts w:asciiTheme="minorHAnsi" w:hAnsiTheme="minorHAnsi" w:cstheme="minorHAnsi"/>
-          <w:lang w:val="es-CO"/>
-        </w:rPr>
-        <w:tab/>
-      </w:r>
-      <w:r>
-        <w:rPr>
-          <w:rFonts w:asciiTheme="minorHAnsi" w:hAnsiTheme="minorHAnsi" w:cstheme="minorHAnsi"/>
-          <w:bCs/>
-          <w:lang w:val="es-CO"/>
-        </w:rPr>
-        <w:t>{{EMAIL REP CAMPER}}</w:t>
-      </w:r>
-    </w:p>
-    <w:p>
-      <w:pPr>
-        <w:pStyle w:val="Sinespaciado"/>
-        <w:spacing w:line="276" w:lineRule="auto"/>
-        <w:rPr>
-          <w:rFonts w:asciiTheme="minorHAnsi" w:hAnsiTheme="minorHAnsi" w:cstheme="minorHAnsi"/>
-          <w:lang w:val="es-CO"/>
-        </w:rPr>
-      </w:pPr>
-      <w:r>
-        <w:rPr>
-          <w:rFonts w:asciiTheme="minorHAnsi" w:hAnsiTheme="minorHAnsi" w:cstheme="minorHAnsi"/>
-          <w:b/>
-          <w:bCs/>
-          <w:lang w:val="es-MX"/>
-        </w:rPr>
-        <w:tab/>
-      </w:r>
-      <w:r>
-        <w:rPr>
-          <w:rFonts w:asciiTheme="minorHAnsi" w:hAnsiTheme="minorHAnsi" w:cstheme="minorHAnsi"/>
-          <w:b/>
-          <w:bCs/>
-          <w:lang w:val="es-MX"/>
-        </w:rPr>
-        <w:tab/>
-      </w:r>
-      <w:r>
-        <w:rPr>
-          <w:rFonts w:asciiTheme="minorHAnsi" w:hAnsiTheme="minorHAnsi" w:cstheme="minorHAnsi"/>
-          <w:b/>
-          <w:bCs/>
-          <w:lang w:val="es-MX"/>
-        </w:rPr>
-        <w:tab/>
-      </w:r>
-      <w:r>
-        <w:rPr>
-          <w:rFonts w:asciiTheme="minorHAnsi" w:hAnsiTheme="minorHAnsi" w:cstheme="minorHAnsi"/>
-          <w:b/>
-          <w:bCs/>
-          <w:lang w:val="es-MX"/>
-        </w:rPr>
-        <w:tab/>
-      </w:r>
-      <w:r>
-        <w:rPr>
-          <w:rFonts w:asciiTheme="minorHAnsi" w:hAnsiTheme="minorHAnsi" w:cstheme="minorHAnsi"/>
-          <w:lang w:val="es-CO"/>
-        </w:rPr>
-        <w:tab/>
-      </w:r>
-      <w:r>
-        <w:rPr>
-          <w:rFonts w:asciiTheme="minorHAnsi" w:hAnsiTheme="minorHAnsi" w:cstheme="minorHAnsi"/>
-          <w:lang w:val="es-CO"/>
-        </w:rPr>
-        <w:tab/>
-      </w:r>
-      <w:r>
-        <w:rPr>
-          <w:rFonts w:asciiTheme="minorHAnsi" w:hAnsiTheme="minorHAnsi" w:cstheme="minorHAnsi"/>
-          <w:lang w:val="es-CO"/>
-        </w:rPr>
-        <w:t>Representante Legal</w:t>
-      </w:r>
-      <w:r>
-        <w:rPr>
-          <w:rFonts w:asciiTheme="minorHAnsi" w:hAnsiTheme="minorHAnsi" w:cstheme="minorHAnsi"/>
-          <w:lang w:val="es-CO"/>
-        </w:rPr>
-        <w:tab/>
-      </w:r>
-    </w:p>
-    <w:p>
-      <w:pPr>
-        <w:pStyle w:val="Sinespaciado"/>
-        <w:spacing w:line="276" w:lineRule="auto"/>
-        <w:rPr>
-          <w:rFonts w:asciiTheme="minorHAnsi" w:hAnsiTheme="minorHAnsi" w:cstheme="minorHAnsi"/>
-          <w:lang w:val="es-CO"/>
-        </w:rPr>
-      </w:pPr>
-      <w:r>
-        <w:rPr>
-          <w:rFonts w:asciiTheme="minorHAnsi" w:hAnsiTheme="minorHAnsi" w:cstheme="minorHAnsi"/>
-          <w:lang w:val="es-CO"/>
-        </w:rPr>
-        <w:tab/>
-      </w:r>
-      <w:r>
-        <w:rPr>
-          <w:rFonts w:asciiTheme="minorHAnsi" w:hAnsiTheme="minorHAnsi" w:cstheme="minorHAnsi"/>
-          <w:lang w:val="es-CO"/>
-        </w:rPr>
-        <w:tab/>
-      </w:r>
-      <w:r>
-        <w:rPr>
-          <w:rFonts w:asciiTheme="minorHAnsi" w:hAnsiTheme="minorHAnsi" w:cstheme="minorHAnsi"/>
-          <w:lang w:val="es-CO"/>
-        </w:rPr>
-        <w:tab/>
-      </w:r>
-      <w:r>
-        <w:rPr>
-          <w:rFonts w:asciiTheme="minorHAnsi" w:hAnsiTheme="minorHAnsi" w:cstheme="minorHAnsi"/>
-          <w:lang w:val="es-CO"/>
-        </w:rPr>
-        <w:tab/>
-      </w:r>
-      <w:r>
-        <w:rPr>
-          <w:rFonts w:asciiTheme="minorHAnsi" w:hAnsiTheme="minorHAnsi" w:cstheme="minorHAnsi"/>
-          <w:lang w:val="es-CO"/>
-        </w:rPr>
-        <w:tab/>
-      </w:r>
-      <w:r>
-        <w:rPr>
-          <w:rFonts w:asciiTheme="minorHAnsi" w:hAnsiTheme="minorHAnsi" w:cstheme="minorHAnsi"/>
-          <w:lang w:val="es-CO"/>
-        </w:rPr>
-        <w:tab/>
-      </w:r>
-      <w:r>
-        <w:rPr>
-          <w:rFonts w:asciiTheme="minorHAnsi" w:hAnsiTheme="minorHAnsi" w:cstheme="minorHAnsi"/>
-          <w:b/>
-          <w:bCs/>
-          <w:lang w:val="es-MX"/>
-        </w:rPr>
-        <w:t>{{NOMBRE DEL CAMPER}}</w:t>
-      </w:r>
-    </w:p>
-    <w:p>
-      <w:pPr>
-        <w:pStyle w:val="Sinespaciado"/>
-        <w:spacing w:line="276" w:lineRule="auto"/>
-        <w:ind w:left="3600" w:firstLine="720"/>
-        <w:rPr>
-          <w:rFonts w:asciiTheme="minorHAnsi" w:hAnsiTheme="minorHAnsi" w:cstheme="minorHAnsi"/>
-          <w:lang w:val="es-CO"/>
-        </w:rPr>
-      </w:pPr>
-      <w:r>
-        <w:rPr>
-          <w:rFonts w:asciiTheme="minorHAnsi" w:hAnsiTheme="minorHAnsi" w:cstheme="minorHAnsi"/>
-          <w:lang w:val="es-CO"/>
+        <w:t>{NOMBRE DEL CAMPER}</w:t>
+      </w:r>
+    </w:p>
+    <w:p>
+      <w:pPr>
+        <w:spacing w:after="0" w:line="276" w:lineRule="auto"/>
+        <w:rPr>
+          <w:rFonts w:eastAsia="MS Mincho" w:cs="Calibri"/>
+          <w:lang w:val="es-ES"/>
+        </w:rPr>
+      </w:pPr>
+      <w:r>
+        <w:rPr>
+          <w:rFonts w:eastAsia="MS Mincho" w:cs="Calibri"/>
+          <w:lang w:val="es-ES"/>
         </w:rPr>
         <w:t>CAMPER</w:t>
       </w:r>
@@ -7260,24 +7157,13 @@
           <w:rFonts w:asciiTheme="minorHAnsi" w:hAnsiTheme="minorHAnsi" w:cstheme="minorHAnsi"/>
           <w:lang w:val="es-ES"/>
         </w:rPr>
-      </w:pPr>
-    </w:p>
-    <w:p>
-      <w:pPr>
-        <w:jc w:val="both"/>
-        <w:rPr>
-          <w:rFonts w:asciiTheme="minorHAnsi" w:hAnsiTheme="minorHAnsi" w:cstheme="minorHAnsi"/>
-          <w:lang w:val="es-ES"/>
-        </w:rPr>
-      </w:pPr>
-    </w:p>
-    <w:p>
-      <w:pPr>
-        <w:jc w:val="both"/>
-        <w:rPr>
-          <w:rFonts w:asciiTheme="minorHAnsi" w:hAnsiTheme="minorHAnsi" w:cstheme="minorHAnsi"/>
-          <w:lang w:val="es-ES"/>
-        </w:rPr>
+        <w:sectPr>
+          <w:type w:val="continuous"/>
+          <w:pgSz w:w="11906" w:h="16838" w:code="9"/>
+          <w:pgMar w:top="1701" w:right="1701" w:bottom="1418" w:left="1701" w:header="708" w:footer="708" w:gutter="0"/>
+          <w:cols w:num="2" w:space="708"/>
+          <w:docGrid w:linePitch="360"/>
+        </w:sectPr>
       </w:pPr>
     </w:p>
     <w:p>
@@ -7309,9 +7195,11 @@
       <w:r>
         <w:rPr>
           <w:rFonts w:asciiTheme="minorHAnsi" w:hAnsiTheme="minorHAnsi" w:cstheme="minorHAnsi"/>
-          <w:lang w:val="es-MX"/>
-        </w:rPr>
-        <w:t>{{NUMERO DE PAGARE}</w:t>
+          <w:b/>
+          <w:bCs/>
+          <w:lang w:val="es-MX"/>
+        </w:rPr>
+        <w:t>{NUMERO DE PAGARE}</w:t>
       </w:r>
     </w:p>
     <w:p>
@@ -7339,7 +7227,7 @@
           <w:rFonts w:asciiTheme="minorHAnsi" w:hAnsiTheme="minorHAnsi" w:cstheme="minorHAnsi"/>
           <w:lang w:val="es-MX"/>
         </w:rPr>
-        <w:t>{{NOMBRE COMPLETO REP}}</w:t>
+        <w:t>_________________</w:t>
       </w:r>
       <w:r>
         <w:rPr>
@@ -7371,10 +7259,10 @@
       <w:r>
         <w:rPr>
           <w:rFonts w:asciiTheme="minorHAnsi" w:hAnsiTheme="minorHAnsi" w:cstheme="minorHAnsi"/>
-          <w:bCs/>
-          <w:lang w:val="es-MX"/>
-        </w:rPr>
-        <w:t>{{NUMERO DE CEDULA}}</w:t>
+          <w:b/>
+          <w:lang w:val="es-MX"/>
+        </w:rPr>
+        <w:t>__________</w:t>
       </w:r>
       <w:r>
         <w:rPr>
@@ -7386,26 +7274,10 @@
       <w:r>
         <w:rPr>
           <w:rFonts w:asciiTheme="minorHAnsi" w:hAnsiTheme="minorHAnsi" w:cstheme="minorHAnsi"/>
-          <w:bCs/>
-          <w:lang w:val="es-MX"/>
-        </w:rPr>
-        <w:t>{{</w:t>
-      </w:r>
-      <w:r>
-        <w:rPr>
-          <w:rFonts w:asciiTheme="minorHAnsi" w:hAnsiTheme="minorHAnsi" w:cstheme="minorHAnsi"/>
-          <w:bCs/>
-          <w:lang w:val="es-MX"/>
-        </w:rPr>
-        <w:t>LUGAR DE DOMICILIO</w:t>
-      </w:r>
-      <w:r>
-        <w:rPr>
-          <w:rFonts w:asciiTheme="minorHAnsi" w:hAnsiTheme="minorHAnsi" w:cstheme="minorHAnsi"/>
-          <w:bCs/>
-          <w:lang w:val="es-MX"/>
-        </w:rPr>
-        <w:t>}}</w:t>
+          <w:b/>
+          <w:lang w:val="es-MX"/>
+        </w:rPr>
+        <w:t>_______________</w:t>
       </w:r>
       <w:r>
         <w:rPr>
@@ -7812,23 +7684,7 @@
           <w:b/>
           <w:lang w:val="es-MX"/>
         </w:rPr>
-        <w:t>{{NOMBRE COMPLETO</w:t>
-      </w:r>
-      <w:r>
-        <w:rPr>
-          <w:rFonts w:asciiTheme="minorHAnsi" w:hAnsiTheme="minorHAnsi" w:cstheme="minorHAnsi"/>
-          <w:b/>
-          <w:lang w:val="es-MX"/>
-        </w:rPr>
-        <w:t xml:space="preserve"> REP</w:t>
-      </w:r>
-      <w:r>
-        <w:rPr>
-          <w:rFonts w:asciiTheme="minorHAnsi" w:hAnsiTheme="minorHAnsi" w:cstheme="minorHAnsi"/>
-          <w:b/>
-          <w:lang w:val="es-MX"/>
-        </w:rPr>
-        <w:t>}}</w:t>
+        <w:t>{NOMBRE COMPLETO REP}</w:t>
       </w:r>
     </w:p>
     <w:p>
@@ -7843,15 +7699,31 @@
         <w:rPr>
           <w:rFonts w:asciiTheme="minorHAnsi" w:hAnsiTheme="minorHAnsi" w:cstheme="minorHAnsi"/>
         </w:rPr>
-        <w:t xml:space="preserve">C.C. No. </w:t>
-      </w:r>
-      <w:r>
-        <w:rPr>
-          <w:rFonts w:eastAsia="MS Mincho" w:cs="Calibri"/>
-          <w:b/>
-          <w:bCs/>
-        </w:rPr>
-        <w:t>{{CEDULA REP DEL CAMPER}}</w:t>
+        <w:t xml:space="preserve">C.C. </w:t>
+      </w:r>
+      <w:proofErr w:type="gramStart"/>
+      <w:r>
+        <w:rPr>
+          <w:rFonts w:asciiTheme="minorHAnsi" w:hAnsiTheme="minorHAnsi" w:cstheme="minorHAnsi"/>
+        </w:rPr>
+        <w:t xml:space="preserve">No. </w:t>
+      </w:r>
+      <w:r>
+        <w:rPr>
+          <w:rFonts w:eastAsia="MS Mincho" w:cs="Calibri"/>
+          <w:b/>
+          <w:bCs/>
+        </w:rPr>
+        <w:t>{</w:t>
+      </w:r>
+      <w:proofErr w:type="gramEnd"/>
+      <w:r>
+        <w:rPr>
+          <w:rFonts w:eastAsia="MS Mincho" w:cs="Calibri"/>
+          <w:b/>
+          <w:bCs/>
+        </w:rPr>
+        <w:t>CEDULA REP DEL CAMPER}</w:t>
       </w:r>
     </w:p>
     <w:p>
@@ -7862,6 +7734,7 @@
           <w:b/>
         </w:rPr>
       </w:pPr>
+      <w:proofErr w:type="gramStart"/>
       <w:r>
         <w:rPr>
           <w:rFonts w:asciiTheme="minorHAnsi" w:hAnsiTheme="minorHAnsi" w:cstheme="minorHAnsi"/>
@@ -7881,51 +7754,21 @@
           <w:b/>
           <w:bCs/>
         </w:rPr>
-        <w:t xml:space="preserve">{{EMAIL REP CAMPER}} </w:t>
+        <w:t>{</w:t>
+      </w:r>
+      <w:proofErr w:type="gramEnd"/>
+      <w:r>
+        <w:rPr>
+          <w:rFonts w:eastAsia="MS Mincho" w:cs="Calibri"/>
+          <w:b/>
+          <w:bCs/>
+        </w:rPr>
+        <w:t>EMAIL REP CAMPER}</w:t>
       </w:r>
     </w:p>
     <w:p>
       <w:pPr>
         <w:pStyle w:val="Sinespaciado"/>
-        <w:rPr>
-          <w:rFonts w:asciiTheme="minorHAnsi" w:hAnsiTheme="minorHAnsi" w:cstheme="minorHAnsi"/>
-        </w:rPr>
-      </w:pPr>
-    </w:p>
-    <w:p>
-      <w:pPr>
-        <w:spacing w:line="276" w:lineRule="auto"/>
-        <w:jc w:val="both"/>
-        <w:rPr>
-          <w:rFonts w:asciiTheme="minorHAnsi" w:hAnsiTheme="minorHAnsi" w:cstheme="minorHAnsi"/>
-        </w:rPr>
-      </w:pPr>
-    </w:p>
-    <w:p>
-      <w:pPr>
-        <w:spacing w:line="276" w:lineRule="auto"/>
-        <w:jc w:val="both"/>
-        <w:rPr>
-          <w:rFonts w:asciiTheme="minorHAnsi" w:hAnsiTheme="minorHAnsi" w:cstheme="minorHAnsi"/>
-        </w:rPr>
-      </w:pPr>
-    </w:p>
-    <w:p>
-      <w:pPr>
-        <w:spacing w:line="276" w:lineRule="auto"/>
-        <w:jc w:val="both"/>
-        <w:rPr>
-          <w:rFonts w:asciiTheme="minorHAnsi" w:hAnsiTheme="minorHAnsi" w:cstheme="minorHAnsi"/>
-        </w:rPr>
-      </w:pPr>
-    </w:p>
-    <w:p>
-      <w:pPr>
-        <w:spacing w:line="276" w:lineRule="auto"/>
-        <w:jc w:val="both"/>
-        <w:rPr>
-          <w:rFonts w:asciiTheme="minorHAnsi" w:hAnsiTheme="minorHAnsi" w:cstheme="minorHAnsi"/>
-        </w:rPr>
       </w:pPr>
     </w:p>
     <w:p>
@@ -7936,29 +7779,44 @@
     <w:p>
       <w:pPr>
         <w:pStyle w:val="Sinespaciado"/>
-        <w:rPr>
-          <w:lang w:val="es-CO"/>
-        </w:rPr>
-      </w:pPr>
-      <w:r>
-        <w:rPr>
-          <w:lang w:val="es-CO"/>
-        </w:rPr>
+      </w:pPr>
+    </w:p>
+    <w:p>
+      <w:pPr>
+        <w:pStyle w:val="Sinespaciado"/>
+      </w:pPr>
+    </w:p>
+    <w:p>
+      <w:pPr>
+        <w:pStyle w:val="Sinespaciado"/>
+      </w:pPr>
+    </w:p>
+    <w:p>
+      <w:pPr>
+        <w:pStyle w:val="Sinespaciado"/>
+      </w:pPr>
+    </w:p>
+    <w:p>
+      <w:pPr>
+        <w:pStyle w:val="Sinespaciado"/>
+      </w:pPr>
+      <w:proofErr w:type="spellStart"/>
+      <w:r>
+        <w:lastRenderedPageBreak/>
         <w:t>Señores</w:t>
       </w:r>
+      <w:proofErr w:type="spellEnd"/>
     </w:p>
     <w:p>
       <w:pPr>
         <w:pStyle w:val="Sinespaciado"/>
         <w:rPr>
           <w:b/>
-          <w:lang w:val="es-CO"/>
-        </w:rPr>
-      </w:pPr>
-      <w:r>
-        <w:rPr>
-          <w:b/>
-          <w:lang w:val="es-CO"/>
+        </w:rPr>
+      </w:pPr>
+      <w:r>
+        <w:rPr>
+          <w:b/>
         </w:rPr>
         <w:t>CAMPUSLANDS S.A.S. BIC</w:t>
       </w:r>
@@ -7966,23 +7824,14 @@
     <w:p>
       <w:pPr>
         <w:pStyle w:val="Sinespaciado"/>
-        <w:rPr>
-          <w:lang w:val="es-CO"/>
-        </w:rPr>
-      </w:pPr>
-      <w:r>
-        <w:rPr>
-          <w:lang w:val="es-CO"/>
-        </w:rPr>
+      </w:pPr>
+      <w:r>
         <w:t>NIT. 901.628.406-1</w:t>
       </w:r>
     </w:p>
     <w:p>
       <w:pPr>
         <w:pStyle w:val="Sinespaciado"/>
-        <w:rPr>
-          <w:lang w:val="es-CO"/>
-        </w:rPr>
       </w:pPr>
     </w:p>
     <w:p>
@@ -8020,15 +7869,7 @@
           <w:b/>
           <w:lang w:val="es-MX"/>
         </w:rPr>
-        <w:t>{{NUMERO DE PAGARE</w:t>
-      </w:r>
-      <w:r>
-        <w:rPr>
-          <w:rFonts w:asciiTheme="minorHAnsi" w:hAnsiTheme="minorHAnsi" w:cstheme="minorHAnsi"/>
-          <w:b/>
-          <w:lang w:val="es-MX"/>
-        </w:rPr>
-        <w:t>}}</w:t>
+        <w:t>{NUMERO DE PAGARE}</w:t>
       </w:r>
     </w:p>
     <w:p>
@@ -8046,23 +7887,7 @@
           <w:b/>
           <w:lang w:val="es-MX"/>
         </w:rPr>
-        <w:t>{{NOMBRE COMPLETO</w:t>
-      </w:r>
-      <w:r>
-        <w:rPr>
-          <w:rFonts w:asciiTheme="minorHAnsi" w:hAnsiTheme="minorHAnsi" w:cstheme="minorHAnsi"/>
-          <w:b/>
-          <w:lang w:val="es-MX"/>
-        </w:rPr>
-        <w:t xml:space="preserve"> REP</w:t>
-      </w:r>
-      <w:r>
-        <w:rPr>
-          <w:rFonts w:asciiTheme="minorHAnsi" w:hAnsiTheme="minorHAnsi" w:cstheme="minorHAnsi"/>
-          <w:b/>
-          <w:lang w:val="es-MX"/>
-        </w:rPr>
-        <w:t>}}</w:t>
+        <w:t>__________________</w:t>
       </w:r>
       <w:r>
         <w:rPr>
@@ -8101,7 +7926,7 @@
           <w:bCs/>
           <w:lang w:val="es-MX"/>
         </w:rPr>
-        <w:t>{{CEDULA REP DEL CAMPER}}</w:t>
+        <w:t>________________</w:t>
       </w:r>
       <w:r>
         <w:rPr>
@@ -8124,7 +7949,7 @@
           <w:bCs/>
           <w:lang w:val="es-MX"/>
         </w:rPr>
-        <w:t>{{LUGAR DE DOMICILIO}}</w:t>
+        <w:t>________________</w:t>
       </w:r>
       <w:r>
         <w:rPr>
@@ -8267,15 +8092,15 @@
           <w:b/>
           <w:lang w:val="es-MX"/>
         </w:rPr>
-        <w:t>{{NUMERO DE PAGARE</w:t>
-      </w:r>
-      <w:r>
-        <w:rPr>
-          <w:rFonts w:asciiTheme="minorHAnsi" w:hAnsiTheme="minorHAnsi" w:cstheme="minorHAnsi"/>
-          <w:b/>
-          <w:lang w:val="es-MX"/>
-        </w:rPr>
-        <w:t>}}</w:t>
+        <w:t>{NUMERO DE PAGARE</w:t>
+      </w:r>
+      <w:r>
+        <w:rPr>
+          <w:rFonts w:asciiTheme="minorHAnsi" w:hAnsiTheme="minorHAnsi" w:cstheme="minorHAnsi"/>
+          <w:b/>
+          <w:lang w:val="es-MX"/>
+        </w:rPr>
+        <w:t>}</w:t>
       </w:r>
       <w:r>
         <w:rPr>
@@ -8466,15 +8291,15 @@
           <w:b/>
           <w:lang w:val="es-MX"/>
         </w:rPr>
-        <w:t>{{NUMERO DE PAGARE</w:t>
-      </w:r>
-      <w:r>
-        <w:rPr>
-          <w:rFonts w:asciiTheme="minorHAnsi" w:hAnsiTheme="minorHAnsi" w:cstheme="minorHAnsi"/>
-          <w:b/>
-          <w:lang w:val="es-MX"/>
-        </w:rPr>
-        <w:t>}}</w:t>
+        <w:t>{NUMERO DE PAGARE</w:t>
+      </w:r>
+      <w:r>
+        <w:rPr>
+          <w:rFonts w:asciiTheme="minorHAnsi" w:hAnsiTheme="minorHAnsi" w:cstheme="minorHAnsi"/>
+          <w:b/>
+          <w:lang w:val="es-MX"/>
+        </w:rPr>
+        <w:t>}</w:t>
       </w:r>
       <w:r>
         <w:rPr>
@@ -8545,16 +8370,7 @@
           <w:bCs/>
           <w:lang w:val="es-MX"/>
         </w:rPr>
-        <w:t xml:space="preserve">Además, los gastos </w:t>
-      </w:r>
-      <w:r>
-        <w:rPr>
-          <w:rFonts w:asciiTheme="minorHAnsi" w:hAnsiTheme="minorHAnsi" w:cstheme="minorHAnsi"/>
-          <w:bCs/>
-          <w:lang w:val="es-MX"/>
-        </w:rPr>
-        <w:lastRenderedPageBreak/>
-        <w:t xml:space="preserve">que cause el titulo valor, incluyendo los honorarios de abogado y demás costas judiciales o extrajudiciales a que hubiere lugar. </w:t>
+        <w:t xml:space="preserve">Además, los gastos que cause el titulo valor, incluyendo los honorarios de abogado y demás costas judiciales o extrajudiciales a que hubiere lugar. </w:t>
       </w:r>
     </w:p>
     <w:p>
@@ -8635,6 +8451,7 @@
           <w:rFonts w:asciiTheme="minorHAnsi" w:hAnsiTheme="minorHAnsi" w:cstheme="minorHAnsi"/>
           <w:lang w:val="es-MX"/>
         </w:rPr>
+        <w:lastRenderedPageBreak/>
         <w:t xml:space="preserve">Los intereses corrientes o de mora que se indiquen en el Pagaré, serán los que tenga establecidos para estos eventos </w:t>
       </w:r>
       <w:r>
@@ -8678,6 +8495,24 @@
           <w:bCs/>
           <w:lang w:val="es-MX"/>
         </w:rPr>
+        <w:sectPr>
+          <w:type w:val="continuous"/>
+          <w:pgSz w:w="11906" w:h="16838" w:code="9"/>
+          <w:pgMar w:top="1701" w:right="1701" w:bottom="1418" w:left="1701" w:header="708" w:footer="708" w:gutter="0"/>
+          <w:cols w:space="708"/>
+          <w:docGrid w:linePitch="360"/>
+        </w:sectPr>
+      </w:pPr>
+    </w:p>
+    <w:p>
+      <w:pPr>
+        <w:spacing w:line="360" w:lineRule="auto"/>
+        <w:jc w:val="both"/>
+        <w:rPr>
+          <w:rFonts w:asciiTheme="minorHAnsi" w:hAnsiTheme="minorHAnsi" w:cstheme="minorHAnsi"/>
+          <w:bCs/>
+          <w:lang w:val="es-MX"/>
+        </w:rPr>
       </w:pPr>
       <w:r>
         <w:rPr>
@@ -8687,365 +8522,342 @@
         </w:rPr>
         <w:t>El Deudor,</w:t>
       </w:r>
-      <w:r>
-        <w:rPr>
-          <w:rFonts w:asciiTheme="minorHAnsi" w:hAnsiTheme="minorHAnsi" w:cstheme="minorHAnsi"/>
-          <w:bCs/>
+    </w:p>
+    <w:p>
+      <w:pPr>
+        <w:pStyle w:val="Sinespaciado"/>
+        <w:rPr>
+          <w:lang w:val="es-MX"/>
+        </w:rPr>
+      </w:pPr>
+    </w:p>
+    <w:p>
+      <w:pPr>
+        <w:spacing w:line="276" w:lineRule="auto"/>
+        <w:jc w:val="both"/>
+        <w:rPr>
+          <w:rFonts w:asciiTheme="minorHAnsi" w:hAnsiTheme="minorHAnsi" w:cstheme="minorHAnsi"/>
+          <w:lang w:val="es-MX"/>
+        </w:rPr>
+      </w:pPr>
+    </w:p>
+    <w:p>
+      <w:pPr>
+        <w:pStyle w:val="Sinespaciado"/>
+        <w:rPr>
+          <w:rFonts w:asciiTheme="minorHAnsi" w:hAnsiTheme="minorHAnsi" w:cstheme="minorHAnsi"/>
+          <w:lang w:val="es-MX"/>
+        </w:rPr>
+      </w:pPr>
+      <w:r>
+        <w:rPr>
+          <w:rFonts w:asciiTheme="minorHAnsi" w:hAnsiTheme="minorHAnsi" w:cstheme="minorHAnsi"/>
+          <w:lang w:val="es-MX"/>
+        </w:rPr>
+        <w:t>_____________________________</w:t>
+      </w:r>
+    </w:p>
+    <w:p>
+      <w:pPr>
+        <w:pStyle w:val="Sinespaciado"/>
+        <w:rPr>
+          <w:rFonts w:asciiTheme="minorHAnsi" w:hAnsiTheme="minorHAnsi" w:cstheme="minorHAnsi"/>
+          <w:bCs/>
+          <w:lang w:val="es-MX"/>
+        </w:rPr>
+      </w:pPr>
+      <w:r>
+        <w:rPr>
+          <w:rFonts w:asciiTheme="minorHAnsi" w:hAnsiTheme="minorHAnsi" w:cstheme="minorHAnsi"/>
+          <w:b/>
+          <w:lang w:val="es-MX"/>
+        </w:rPr>
+        <w:t>{NOMBRE COMPLETO REP}</w:t>
+      </w:r>
+    </w:p>
+    <w:p>
+      <w:pPr>
+        <w:pStyle w:val="Sinespaciado"/>
+        <w:rPr>
+          <w:rFonts w:asciiTheme="minorHAnsi" w:hAnsiTheme="minorHAnsi" w:cstheme="minorHAnsi"/>
+          <w:bCs/>
+        </w:rPr>
+      </w:pPr>
+      <w:r>
+        <w:rPr>
+          <w:rFonts w:asciiTheme="minorHAnsi" w:hAnsiTheme="minorHAnsi" w:cstheme="minorHAnsi"/>
+          <w:bCs/>
+        </w:rPr>
+        <w:t xml:space="preserve">C.C. </w:t>
+      </w:r>
+      <w:proofErr w:type="gramStart"/>
+      <w:r>
+        <w:rPr>
+          <w:rFonts w:asciiTheme="minorHAnsi" w:hAnsiTheme="minorHAnsi" w:cstheme="minorHAnsi"/>
+          <w:bCs/>
+        </w:rPr>
+        <w:t xml:space="preserve">No. </w:t>
+      </w:r>
+      <w:r>
+        <w:rPr>
+          <w:rFonts w:eastAsia="MS Mincho" w:cs="Calibri"/>
+          <w:b/>
+        </w:rPr>
+        <w:t>{</w:t>
+      </w:r>
+      <w:proofErr w:type="gramEnd"/>
+      <w:r>
+        <w:rPr>
+          <w:rFonts w:eastAsia="MS Mincho" w:cs="Calibri"/>
+          <w:b/>
+        </w:rPr>
+        <w:t>CEDULA REP DEL CAMPER}</w:t>
+      </w:r>
+    </w:p>
+    <w:p>
+      <w:pPr>
+        <w:spacing w:after="0" w:line="276" w:lineRule="auto"/>
+        <w:rPr>
+          <w:rFonts w:eastAsia="MS Mincho" w:cs="Calibri"/>
+        </w:rPr>
+      </w:pPr>
+      <w:r>
+        <w:rPr>
+          <w:rFonts w:eastAsia="MS Mincho" w:cs="Calibri"/>
+          <w:b/>
+        </w:rPr>
+        <w:t>{EMAIL REP CAMPER}</w:t>
+      </w:r>
+    </w:p>
+    <w:p>
+      <w:pPr>
+        <w:spacing w:line="360" w:lineRule="auto"/>
+        <w:jc w:val="both"/>
+        <w:rPr>
+          <w:rFonts w:asciiTheme="minorHAnsi" w:hAnsiTheme="minorHAnsi" w:cstheme="minorHAnsi"/>
+          <w:bCs/>
+        </w:rPr>
+      </w:pPr>
+    </w:p>
+    <w:p>
+      <w:pPr>
+        <w:spacing w:line="360" w:lineRule="auto"/>
+        <w:jc w:val="both"/>
+        <w:rPr>
+          <w:rFonts w:asciiTheme="minorHAnsi" w:hAnsiTheme="minorHAnsi" w:cstheme="minorHAnsi"/>
+          <w:bCs/>
+          <w:lang w:val="es-MX"/>
+        </w:rPr>
+      </w:pPr>
+      <w:r>
+        <w:rPr>
+          <w:rFonts w:asciiTheme="minorHAnsi" w:hAnsiTheme="minorHAnsi" w:cstheme="minorHAnsi"/>
+          <w:bCs/>
+          <w:lang w:val="es-MX"/>
+        </w:rPr>
+        <w:t>El Acreedor,</w:t>
+      </w:r>
+    </w:p>
+    <w:p>
+      <w:pPr>
+        <w:pStyle w:val="Sinespaciado"/>
+        <w:rPr>
+          <w:lang w:val="es-MX"/>
+        </w:rPr>
+      </w:pPr>
+    </w:p>
+    <w:p>
+      <w:pPr>
+        <w:spacing w:line="276" w:lineRule="auto"/>
+        <w:jc w:val="both"/>
+        <w:rPr>
+          <w:rFonts w:asciiTheme="minorHAnsi" w:hAnsiTheme="minorHAnsi" w:cstheme="minorHAnsi"/>
+          <w:lang w:val="es-MX"/>
+        </w:rPr>
+      </w:pPr>
+    </w:p>
+    <w:p>
+      <w:pPr>
+        <w:pStyle w:val="Sinespaciado"/>
+        <w:rPr>
+          <w:rFonts w:asciiTheme="minorHAnsi" w:hAnsiTheme="minorHAnsi" w:cstheme="minorHAnsi"/>
+          <w:lang w:val="es-MX"/>
+        </w:rPr>
+      </w:pPr>
+      <w:r>
+        <w:rPr>
+          <w:rFonts w:asciiTheme="minorHAnsi" w:hAnsiTheme="minorHAnsi" w:cstheme="minorHAnsi"/>
+          <w:lang w:val="es-MX"/>
+        </w:rPr>
+        <w:t>_____________________________</w:t>
+      </w:r>
+    </w:p>
+    <w:p>
+      <w:pPr>
+        <w:pStyle w:val="Sinespaciado"/>
+        <w:rPr>
+          <w:rFonts w:asciiTheme="minorHAnsi" w:hAnsiTheme="minorHAnsi" w:cstheme="minorHAnsi"/>
+          <w:bCs/>
+          <w:lang w:val="es-MX"/>
+        </w:rPr>
+      </w:pPr>
+      <w:r>
+        <w:rPr>
+          <w:rFonts w:asciiTheme="minorHAnsi" w:hAnsiTheme="minorHAnsi" w:cstheme="minorHAnsi"/>
+          <w:b/>
+          <w:bCs/>
+          <w:lang w:val="es-MX"/>
+        </w:rPr>
+        <w:t>YESENIA MATILDE MERCHÁN PINZÓN</w:t>
+      </w:r>
+      <w:r>
+        <w:rPr>
+          <w:rFonts w:asciiTheme="minorHAnsi" w:hAnsiTheme="minorHAnsi" w:cstheme="minorHAnsi"/>
+          <w:b/>
           <w:lang w:val="es-MX"/>
         </w:rPr>
         <w:tab/>
       </w:r>
-      <w:r>
-        <w:rPr>
-          <w:rFonts w:asciiTheme="minorHAnsi" w:hAnsiTheme="minorHAnsi" w:cstheme="minorHAnsi"/>
+    </w:p>
+    <w:p>
+      <w:pPr>
+        <w:pStyle w:val="Sinespaciado"/>
+        <w:rPr>
+          <w:rFonts w:asciiTheme="minorHAnsi" w:hAnsiTheme="minorHAnsi" w:cstheme="minorHAnsi"/>
+          <w:bCs/>
+          <w:lang w:val="es-MX"/>
+        </w:rPr>
+      </w:pPr>
+      <w:r>
+        <w:rPr>
+          <w:rFonts w:asciiTheme="minorHAnsi" w:hAnsiTheme="minorHAnsi" w:cstheme="minorHAnsi"/>
+          <w:bCs/>
+          <w:lang w:val="es-MX"/>
+        </w:rPr>
+        <w:t xml:space="preserve">C.C. No. </w:t>
+      </w:r>
+      <w:r>
+        <w:rPr>
+          <w:rFonts w:asciiTheme="minorHAnsi" w:hAnsiTheme="minorHAnsi" w:cstheme="minorHAnsi"/>
+          <w:lang w:val="es-MX"/>
+        </w:rPr>
+        <w:t xml:space="preserve">1.065.866.876 </w:t>
+      </w:r>
+    </w:p>
+    <w:p>
+      <w:pPr>
+        <w:spacing w:after="0" w:line="276" w:lineRule="auto"/>
+        <w:rPr>
+          <w:rFonts w:eastAsia="MS Mincho" w:cs="Calibri"/>
+          <w:lang w:val="es-MX"/>
+        </w:rPr>
+      </w:pPr>
+      <w:r>
+        <w:rPr>
+          <w:rFonts w:asciiTheme="minorHAnsi" w:hAnsiTheme="minorHAnsi" w:cstheme="minorHAnsi"/>
+          <w:bCs/>
+          <w:lang w:val="es-MX"/>
+        </w:rPr>
+        <w:t>Representante Legal</w:t>
+      </w:r>
+    </w:p>
+    <w:p>
+      <w:pPr>
+        <w:pStyle w:val="Sinespaciado"/>
+        <w:rPr>
+          <w:b/>
+          <w:bCs/>
+          <w:lang w:val="es-MX"/>
+        </w:rPr>
+      </w:pPr>
+      <w:r>
+        <w:rPr>
+          <w:rFonts w:asciiTheme="minorHAnsi" w:hAnsiTheme="minorHAnsi" w:cstheme="minorHAnsi"/>
+          <w:bCs/>
+        </w:rPr>
+        <w:t>CAMPUSLANDS S.A.S. BIC</w:t>
+      </w:r>
+      <w:r>
+        <w:rPr>
+          <w:b/>
           <w:bCs/>
           <w:lang w:val="es-MX"/>
         </w:rPr>
         <w:tab/>
       </w:r>
-      <w:r>
-        <w:rPr>
-          <w:rFonts w:asciiTheme="minorHAnsi" w:hAnsiTheme="minorHAnsi" w:cstheme="minorHAnsi"/>
-          <w:bCs/>
-          <w:lang w:val="es-MX"/>
-        </w:rPr>
-        <w:tab/>
-      </w:r>
-      <w:r>
-        <w:rPr>
-          <w:rFonts w:asciiTheme="minorHAnsi" w:hAnsiTheme="minorHAnsi" w:cstheme="minorHAnsi"/>
-          <w:bCs/>
-          <w:lang w:val="es-MX"/>
-        </w:rPr>
-        <w:tab/>
-      </w:r>
-      <w:r>
-        <w:rPr>
-          <w:rFonts w:asciiTheme="minorHAnsi" w:hAnsiTheme="minorHAnsi" w:cstheme="minorHAnsi"/>
-          <w:bCs/>
-          <w:lang w:val="es-MX"/>
-        </w:rPr>
-        <w:tab/>
-      </w:r>
-      <w:r>
-        <w:rPr>
-          <w:rFonts w:asciiTheme="minorHAnsi" w:hAnsiTheme="minorHAnsi" w:cstheme="minorHAnsi"/>
-          <w:bCs/>
-          <w:lang w:val="es-MX"/>
-        </w:rPr>
-        <w:t>El Acreedor,</w:t>
-      </w:r>
-    </w:p>
-    <w:p>
-      <w:pPr>
-        <w:pStyle w:val="Sinespaciado"/>
-        <w:rPr>
-          <w:lang w:val="es-MX"/>
-        </w:rPr>
-      </w:pPr>
-    </w:p>
-    <w:p>
-      <w:pPr>
-        <w:spacing w:line="276" w:lineRule="auto"/>
-        <w:jc w:val="both"/>
-        <w:rPr>
-          <w:rFonts w:asciiTheme="minorHAnsi" w:hAnsiTheme="minorHAnsi" w:cstheme="minorHAnsi"/>
-          <w:lang w:val="es-MX"/>
-        </w:rPr>
-      </w:pPr>
-    </w:p>
-    <w:p>
-      <w:pPr>
-        <w:pStyle w:val="Sinespaciado"/>
-        <w:rPr>
-          <w:rFonts w:asciiTheme="minorHAnsi" w:hAnsiTheme="minorHAnsi" w:cstheme="minorHAnsi"/>
-          <w:lang w:val="es-MX"/>
-        </w:rPr>
-      </w:pPr>
-      <w:r>
-        <w:rPr>
-          <w:rFonts w:asciiTheme="minorHAnsi" w:hAnsiTheme="minorHAnsi" w:cstheme="minorHAnsi"/>
-          <w:lang w:val="es-MX"/>
-        </w:rPr>
-        <w:t xml:space="preserve">_____________________________     </w:t>
-      </w:r>
-      <w:r>
-        <w:rPr>
-          <w:rFonts w:asciiTheme="minorHAnsi" w:hAnsiTheme="minorHAnsi" w:cstheme="minorHAnsi"/>
-          <w:lang w:val="es-MX"/>
-        </w:rPr>
-        <w:tab/>
-      </w:r>
-      <w:r>
-        <w:rPr>
-          <w:rFonts w:asciiTheme="minorHAnsi" w:hAnsiTheme="minorHAnsi" w:cstheme="minorHAnsi"/>
-          <w:lang w:val="es-MX"/>
-        </w:rPr>
-        <w:tab/>
-        <w:t>_____________________________</w:t>
-      </w:r>
-    </w:p>
-    <w:p>
-      <w:pPr>
-        <w:pStyle w:val="Sinespaciado"/>
-        <w:rPr>
-          <w:rFonts w:asciiTheme="minorHAnsi" w:hAnsiTheme="minorHAnsi" w:cstheme="minorHAnsi"/>
-          <w:bCs/>
-          <w:lang w:val="es-MX"/>
-        </w:rPr>
-      </w:pPr>
-      <w:r>
-        <w:rPr>
-          <w:rFonts w:asciiTheme="minorHAnsi" w:hAnsiTheme="minorHAnsi" w:cstheme="minorHAnsi"/>
-          <w:b/>
-          <w:lang w:val="es-MX"/>
-        </w:rPr>
-        <w:t>{{NOMBRE COMPLETO</w:t>
-      </w:r>
-      <w:r>
-        <w:rPr>
-          <w:rFonts w:asciiTheme="minorHAnsi" w:hAnsiTheme="minorHAnsi" w:cstheme="minorHAnsi"/>
-          <w:b/>
-          <w:lang w:val="es-MX"/>
-        </w:rPr>
-        <w:t xml:space="preserve"> REP</w:t>
-      </w:r>
-      <w:r>
-        <w:rPr>
-          <w:rFonts w:asciiTheme="minorHAnsi" w:hAnsiTheme="minorHAnsi" w:cstheme="minorHAnsi"/>
-          <w:b/>
-          <w:lang w:val="es-MX"/>
-        </w:rPr>
-        <w:t>}}</w:t>
-      </w:r>
-      <w:r>
-        <w:rPr>
-          <w:rFonts w:asciiTheme="minorHAnsi" w:hAnsiTheme="minorHAnsi" w:cstheme="minorHAnsi"/>
-          <w:b/>
-          <w:lang w:val="es-MX"/>
-        </w:rPr>
-        <w:tab/>
-      </w:r>
-      <w:r>
-        <w:rPr>
-          <w:rFonts w:asciiTheme="minorHAnsi" w:hAnsiTheme="minorHAnsi" w:cstheme="minorHAnsi"/>
-          <w:lang w:val="es-MX"/>
-        </w:rPr>
-        <w:tab/>
-      </w:r>
-      <w:r>
-        <w:rPr>
-          <w:rFonts w:asciiTheme="minorHAnsi" w:hAnsiTheme="minorHAnsi" w:cstheme="minorHAnsi"/>
-          <w:lang w:val="es-MX"/>
-        </w:rPr>
-        <w:tab/>
-      </w:r>
-      <w:r>
-        <w:rPr>
-          <w:rFonts w:asciiTheme="minorHAnsi" w:hAnsiTheme="minorHAnsi" w:cstheme="minorHAnsi"/>
-          <w:b/>
-          <w:bCs/>
-          <w:lang w:val="es-MX"/>
-        </w:rPr>
-        <w:t>YESENIA MATILDE MERCHÁN PINZÓN</w:t>
-      </w:r>
-      <w:r>
-        <w:rPr>
-          <w:rFonts w:asciiTheme="minorHAnsi" w:hAnsiTheme="minorHAnsi" w:cstheme="minorHAnsi"/>
-          <w:b/>
-          <w:lang w:val="es-MX"/>
-        </w:rPr>
-        <w:tab/>
-      </w:r>
-    </w:p>
-    <w:p>
-      <w:pPr>
-        <w:pStyle w:val="Sinespaciado"/>
-        <w:rPr>
-          <w:rFonts w:asciiTheme="minorHAnsi" w:hAnsiTheme="minorHAnsi" w:cstheme="minorHAnsi"/>
-          <w:bCs/>
-        </w:rPr>
-      </w:pPr>
-      <w:r>
-        <w:rPr>
-          <w:rFonts w:asciiTheme="minorHAnsi" w:hAnsiTheme="minorHAnsi" w:cstheme="minorHAnsi"/>
-          <w:bCs/>
-        </w:rPr>
-        <w:t xml:space="preserve">C.C. No. </w:t>
-      </w:r>
-      <w:r>
-        <w:rPr>
-          <w:rFonts w:eastAsia="MS Mincho" w:cs="Calibri"/>
-          <w:bCs/>
-        </w:rPr>
-        <w:t>{{CEDULA REP DEL CAMPER}}</w:t>
-      </w:r>
-      <w:r>
-        <w:rPr>
-          <w:rFonts w:asciiTheme="minorHAnsi" w:hAnsiTheme="minorHAnsi" w:cstheme="minorHAnsi"/>
-        </w:rPr>
-        <w:tab/>
-      </w:r>
-      <w:r>
-        <w:rPr>
-          <w:rFonts w:asciiTheme="minorHAnsi" w:hAnsiTheme="minorHAnsi" w:cstheme="minorHAnsi"/>
-        </w:rPr>
-        <w:tab/>
-      </w:r>
-      <w:r>
-        <w:rPr>
-          <w:rFonts w:asciiTheme="minorHAnsi" w:hAnsiTheme="minorHAnsi" w:cstheme="minorHAnsi"/>
-          <w:bCs/>
-        </w:rPr>
-        <w:t xml:space="preserve">C.C. No. </w:t>
-      </w:r>
-      <w:r>
-        <w:rPr>
-          <w:rFonts w:asciiTheme="minorHAnsi" w:hAnsiTheme="minorHAnsi" w:cstheme="minorHAnsi"/>
-        </w:rPr>
-        <w:t xml:space="preserve">1.065.866.876 </w:t>
-      </w:r>
-    </w:p>
-    <w:p>
-      <w:pPr>
-        <w:spacing w:after="0" w:line="276" w:lineRule="auto"/>
-        <w:rPr>
-          <w:rFonts w:eastAsia="MS Mincho" w:cs="Calibri"/>
-        </w:rPr>
-      </w:pPr>
-      <w:r>
-        <w:rPr>
-          <w:rFonts w:eastAsia="MS Mincho" w:cs="Calibri"/>
-          <w:bCs/>
-        </w:rPr>
-        <w:t>{{EMAIL REP CAMPER)</w:t>
-      </w:r>
-      <w:r>
-        <w:rPr>
-          <w:rFonts w:eastAsia="MS Mincho" w:cs="Calibri"/>
-          <w:bCs/>
-        </w:rPr>
-        <w:tab/>
-      </w:r>
-      <w:r>
-        <w:rPr>
-          <w:rFonts w:eastAsia="MS Mincho" w:cs="Calibri"/>
-          <w:bCs/>
-        </w:rPr>
-        <w:tab/>
-      </w:r>
-      <w:r>
-        <w:rPr>
-          <w:rFonts w:asciiTheme="minorHAnsi" w:hAnsiTheme="minorHAnsi" w:cstheme="minorHAnsi"/>
-          <w:bCs/>
-        </w:rPr>
-        <w:tab/>
-      </w:r>
-      <w:r>
-        <w:rPr>
-          <w:rFonts w:asciiTheme="minorHAnsi" w:hAnsiTheme="minorHAnsi" w:cstheme="minorHAnsi"/>
-          <w:bCs/>
-        </w:rPr>
-        <w:tab/>
-        <w:t>Representante Legal</w:t>
-      </w:r>
-    </w:p>
-    <w:p>
-      <w:pPr>
-        <w:pStyle w:val="Sinespaciado"/>
-        <w:rPr>
-          <w:b/>
-          <w:bCs/>
-        </w:rPr>
-      </w:pPr>
-      <w:r>
-        <w:rPr>
-          <w:rFonts w:asciiTheme="minorHAnsi" w:hAnsiTheme="minorHAnsi" w:cstheme="minorHAnsi"/>
-          <w:bCs/>
-        </w:rPr>
-        <w:tab/>
-      </w:r>
-      <w:r>
-        <w:rPr>
-          <w:rFonts w:asciiTheme="minorHAnsi" w:hAnsiTheme="minorHAnsi" w:cstheme="minorHAnsi"/>
-          <w:bCs/>
-        </w:rPr>
-        <w:tab/>
-      </w:r>
-      <w:r>
-        <w:rPr>
-          <w:rFonts w:asciiTheme="minorHAnsi" w:hAnsiTheme="minorHAnsi" w:cstheme="minorHAnsi"/>
-          <w:bCs/>
-        </w:rPr>
-        <w:tab/>
-      </w:r>
-      <w:r>
-        <w:rPr>
-          <w:rFonts w:asciiTheme="minorHAnsi" w:hAnsiTheme="minorHAnsi" w:cstheme="minorHAnsi"/>
-          <w:bCs/>
-        </w:rPr>
-        <w:tab/>
-      </w:r>
-      <w:r>
-        <w:rPr>
-          <w:rFonts w:asciiTheme="minorHAnsi" w:hAnsiTheme="minorHAnsi" w:cstheme="minorHAnsi"/>
-          <w:bCs/>
-        </w:rPr>
-        <w:tab/>
-      </w:r>
-      <w:r>
-        <w:rPr>
-          <w:rFonts w:asciiTheme="minorHAnsi" w:hAnsiTheme="minorHAnsi" w:cstheme="minorHAnsi"/>
-          <w:bCs/>
-        </w:rPr>
-        <w:tab/>
-      </w:r>
-      <w:r>
-        <w:rPr>
-          <w:rFonts w:asciiTheme="minorHAnsi" w:hAnsiTheme="minorHAnsi" w:cstheme="minorHAnsi"/>
-          <w:bCs/>
-        </w:rPr>
-        <w:t>CAMPUSLANDS S.A.S. BIC</w:t>
-      </w:r>
-      <w:r>
-        <w:rPr>
-          <w:b/>
-          <w:bCs/>
-        </w:rPr>
-        <w:tab/>
-      </w:r>
-    </w:p>
-    <w:p/>
-    <w:p/>
-    <w:p/>
-    <w:p/>
+    </w:p>
+    <w:p>
+      <w:pPr>
+        <w:rPr>
+          <w:lang w:val="es-MX"/>
+        </w:rPr>
+        <w:sectPr>
+          <w:type w:val="continuous"/>
+          <w:pgSz w:w="11906" w:h="16838" w:code="9"/>
+          <w:pgMar w:top="1701" w:right="1701" w:bottom="1418" w:left="1701" w:header="708" w:footer="708" w:gutter="0"/>
+          <w:cols w:num="2" w:space="708"/>
+          <w:docGrid w:linePitch="360"/>
+        </w:sectPr>
+      </w:pPr>
+    </w:p>
+    <w:p>
+      <w:pPr>
+        <w:rPr>
+          <w:lang w:val="es-MX"/>
+        </w:rPr>
+      </w:pPr>
+    </w:p>
+    <w:p>
+      <w:pPr>
+        <w:rPr>
+          <w:lang w:val="es-MX"/>
+        </w:rPr>
+      </w:pPr>
+    </w:p>
+    <w:p>
+      <w:pPr>
+        <w:rPr>
+          <w:lang w:val="es-MX"/>
+        </w:rPr>
+      </w:pPr>
+    </w:p>
+    <w:p>
+      <w:pPr>
+        <w:rPr>
+          <w:lang w:val="es-MX"/>
+        </w:rPr>
+      </w:pPr>
+    </w:p>
     <w:p>
       <w:pPr>
         <w:pStyle w:val="Sinespaciado"/>
         <w:spacing w:line="276" w:lineRule="auto"/>
         <w:rPr>
           <w:rFonts w:asciiTheme="minorHAnsi" w:hAnsiTheme="minorHAnsi" w:cstheme="minorHAnsi"/>
-        </w:rPr>
-      </w:pPr>
-    </w:p>
-    <w:p>
-      <w:pPr>
-        <w:jc w:val="both"/>
-        <w:rPr>
-          <w:rFonts w:asciiTheme="minorHAnsi" w:hAnsiTheme="minorHAnsi" w:cstheme="minorHAnsi"/>
-        </w:rPr>
-      </w:pPr>
-    </w:p>
-    <w:p>
-      <w:pPr>
-        <w:jc w:val="both"/>
-        <w:rPr>
-          <w:rFonts w:asciiTheme="minorHAnsi" w:hAnsiTheme="minorHAnsi" w:cstheme="minorHAnsi"/>
+          <w:lang w:val="es-MX"/>
+        </w:rPr>
+      </w:pPr>
+    </w:p>
+    <w:p>
+      <w:pPr>
+        <w:jc w:val="both"/>
+        <w:rPr>
+          <w:rFonts w:asciiTheme="minorHAnsi" w:hAnsiTheme="minorHAnsi" w:cstheme="minorHAnsi"/>
+          <w:lang w:val="es-MX"/>
+        </w:rPr>
+      </w:pPr>
+    </w:p>
+    <w:p>
+      <w:pPr>
+        <w:jc w:val="both"/>
+        <w:rPr>
+          <w:rFonts w:asciiTheme="minorHAnsi" w:hAnsiTheme="minorHAnsi" w:cstheme="minorHAnsi"/>
+          <w:lang w:val="es-MX"/>
         </w:rPr>
       </w:pPr>
     </w:p>
     <w:sectPr>
-      <w:headerReference w:type="default" r:id="rId14"/>
+      <w:type w:val="continuous"/>
       <w:pgSz w:w="11906" w:h="16838" w:code="9"/>
       <w:pgMar w:top="1701" w:right="1701" w:bottom="1418" w:left="1701" w:header="708" w:footer="708" w:gutter="0"/>
       <w:cols w:space="708"/>
@@ -9056,7 +8868,7 @@
 </file>
 
 <file path=word/endnotes.xml><?xml version="1.0" encoding="utf-8"?>
-<w:endnotes xmlns:wpc="http://schemas.microsoft.com/office/word/2010/wordprocessingCanvas" xmlns:cx="http://schemas.microsoft.com/office/drawing/2014/chartex" xmlns:cx1="http://schemas.microsoft.com/office/drawing/2015/9/8/chartex" xmlns:cx2="http://schemas.microsoft.com/office/drawing/2015/10/21/chartex" xmlns:cx3="http://schemas.microsoft.com/office/drawing/2016/5/9/chartex" xmlns:cx4="http://schemas.microsoft.com/office/drawing/2016/5/10/chartex" xmlns:cx5="http://schemas.microsoft.com/office/drawing/2016/5/11/chartex" xmlns:cx6="http://schemas.microsoft.com/office/drawing/2016/5/12/chartex" xmlns:cx7="http://schemas.microsoft.com/office/drawing/2016/5/13/chartex" xmlns:cx8="http://schemas.microsoft.com/office/drawing/2016/5/14/chartex" xmlns:mc="http://schemas.openxmlformats.org/markup-compatibility/2006" xmlns:aink="http://schemas.microsoft.com/office/drawing/2016/ink" xmlns:am3d="http://schemas.microsoft.com/office/drawing/2017/model3d" xmlns:o="urn:schemas-microsoft-com:office:office" xmlns:r="http://schemas.openxmlformats.org/officeDocument/2006/relationships" xmlns:m="http://schemas.openxmlformats.org/officeDocument/2006/math" xmlns:v="urn:schemas-microsoft-com:vml" xmlns:wp14="http://schemas.microsoft.com/office/word/2010/wordprocessingDrawing" xmlns:wp="http://schemas.openxmlformats.org/drawingml/2006/wordprocessingDrawing" xmlns:w10="urn:schemas-microsoft-com:office:word" xmlns:w="http://schemas.openxmlformats.org/wordprocessingml/2006/main" xmlns:w14="http://schemas.microsoft.com/office/word/2010/wordml" xmlns:w15="http://schemas.microsoft.com/office/word/2012/wordml" xmlns:w16cex="http://schemas.microsoft.com/office/word/2018/wordml/cex" xmlns:w16cid="http://schemas.microsoft.com/office/word/2016/wordml/cid" xmlns:w16="http://schemas.microsoft.com/office/word/2018/wordml" xmlns:w16sdtdh="http://schemas.microsoft.com/office/word/2020/wordml/sdtdatahash" xmlns:w16se="http://schemas.microsoft.com/office/word/2015/wordml/symex" xmlns:wpg="http://schemas.microsoft.com/office/word/2010/wordprocessingGroup" xmlns:wpi="http://schemas.microsoft.com/office/word/2010/wordprocessingInk" xmlns:wne="http://schemas.microsoft.com/office/word/2006/wordml" xmlns:wps="http://schemas.microsoft.com/office/word/2010/wordprocessingShape" mc:Ignorable="w14 w15 w16se w16cid w16 w16cex w16sdtdh wp14">
+<w:endnotes xmlns:wpc="http://schemas.microsoft.com/office/word/2010/wordprocessingCanvas" xmlns:cx="http://schemas.microsoft.com/office/drawing/2014/chartex" xmlns:cx1="http://schemas.microsoft.com/office/drawing/2015/9/8/chartex" xmlns:cx2="http://schemas.microsoft.com/office/drawing/2015/10/21/chartex" xmlns:cx3="http://schemas.microsoft.com/office/drawing/2016/5/9/chartex" xmlns:cx4="http://schemas.microsoft.com/office/drawing/2016/5/10/chartex" xmlns:cx5="http://schemas.microsoft.com/office/drawing/2016/5/11/chartex" xmlns:cx6="http://schemas.microsoft.com/office/drawing/2016/5/12/chartex" xmlns:cx7="http://schemas.microsoft.com/office/drawing/2016/5/13/chartex" xmlns:cx8="http://schemas.microsoft.com/office/drawing/2016/5/14/chartex" xmlns:mc="http://schemas.openxmlformats.org/markup-compatibility/2006" xmlns:aink="http://schemas.microsoft.com/office/drawing/2016/ink" xmlns:am3d="http://schemas.microsoft.com/office/drawing/2017/model3d" xmlns:o="urn:schemas-microsoft-com:office:office" xmlns:oel="http://schemas.microsoft.com/office/2019/extlst" xmlns:r="http://schemas.openxmlformats.org/officeDocument/2006/relationships" xmlns:m="http://schemas.openxmlformats.org/officeDocument/2006/math" xmlns:v="urn:schemas-microsoft-com:vml" xmlns:wp14="http://schemas.microsoft.com/office/word/2010/wordprocessingDrawing" xmlns:wp="http://schemas.openxmlformats.org/drawingml/2006/wordprocessingDrawing" xmlns:w10="urn:schemas-microsoft-com:office:word" xmlns:w="http://schemas.openxmlformats.org/wordprocessingml/2006/main" xmlns:w14="http://schemas.microsoft.com/office/word/2010/wordml" xmlns:w15="http://schemas.microsoft.com/office/word/2012/wordml" xmlns:w16cex="http://schemas.microsoft.com/office/word/2018/wordml/cex" xmlns:w16cid="http://schemas.microsoft.com/office/word/2016/wordml/cid" xmlns:w16="http://schemas.microsoft.com/office/word/2018/wordml" xmlns:w16du="http://schemas.microsoft.com/office/word/2023/wordml/word16du" xmlns:w16sdtdh="http://schemas.microsoft.com/office/word/2020/wordml/sdtdatahash" xmlns:w16sdtfl="http://schemas.microsoft.com/office/word/2024/wordml/sdtformatlock" xmlns:w16se="http://schemas.microsoft.com/office/word/2015/wordml/symex" xmlns:wpg="http://schemas.microsoft.com/office/word/2010/wordprocessingGroup" xmlns:wpi="http://schemas.microsoft.com/office/word/2010/wordprocessingInk" xmlns:wne="http://schemas.microsoft.com/office/word/2006/wordml" xmlns:wps="http://schemas.microsoft.com/office/word/2010/wordprocessingShape" mc:Ignorable="w14 w15 w16se w16cid w16 w16cex w16sdtdh w16sdtfl w16du wp14">
   <w:endnote w:type="separator" w:id="-1">
     <w:p>
       <w:pPr>
@@ -9081,7 +8893,7 @@
 </file>
 
 <file path=word/footnotes.xml><?xml version="1.0" encoding="utf-8"?>
-<w:footnotes xmlns:wpc="http://schemas.microsoft.com/office/word/2010/wordprocessingCanvas" xmlns:cx="http://schemas.microsoft.com/office/drawing/2014/chartex" xmlns:cx1="http://schemas.microsoft.com/office/drawing/2015/9/8/chartex" xmlns:cx2="http://schemas.microsoft.com/office/drawing/2015/10/21/chartex" xmlns:cx3="http://schemas.microsoft.com/office/drawing/2016/5/9/chartex" xmlns:cx4="http://schemas.microsoft.com/office/drawing/2016/5/10/chartex" xmlns:cx5="http://schemas.microsoft.com/office/drawing/2016/5/11/chartex" xmlns:cx6="http://schemas.microsoft.com/office/drawing/2016/5/12/chartex" xmlns:cx7="http://schemas.microsoft.com/office/drawing/2016/5/13/chartex" xmlns:cx8="http://schemas.microsoft.com/office/drawing/2016/5/14/chartex" xmlns:mc="http://schemas.openxmlformats.org/markup-compatibility/2006" xmlns:aink="http://schemas.microsoft.com/office/drawing/2016/ink" xmlns:am3d="http://schemas.microsoft.com/office/drawing/2017/model3d" xmlns:o="urn:schemas-microsoft-com:office:office" xmlns:r="http://schemas.openxmlformats.org/officeDocument/2006/relationships" xmlns:m="http://schemas.openxmlformats.org/officeDocument/2006/math" xmlns:v="urn:schemas-microsoft-com:vml" xmlns:wp14="http://schemas.microsoft.com/office/word/2010/wordprocessingDrawing" xmlns:wp="http://schemas.openxmlformats.org/drawingml/2006/wordprocessingDrawing" xmlns:w10="urn:schemas-microsoft-com:office:word" xmlns:w="http://schemas.openxmlformats.org/wordprocessingml/2006/main" xmlns:w14="http://schemas.microsoft.com/office/word/2010/wordml" xmlns:w15="http://schemas.microsoft.com/office/word/2012/wordml" xmlns:w16cex="http://schemas.microsoft.com/office/word/2018/wordml/cex" xmlns:w16cid="http://schemas.microsoft.com/office/word/2016/wordml/cid" xmlns:w16="http://schemas.microsoft.com/office/word/2018/wordml" xmlns:w16sdtdh="http://schemas.microsoft.com/office/word/2020/wordml/sdtdatahash" xmlns:w16se="http://schemas.microsoft.com/office/word/2015/wordml/symex" xmlns:wpg="http://schemas.microsoft.com/office/word/2010/wordprocessingGroup" xmlns:wpi="http://schemas.microsoft.com/office/word/2010/wordprocessingInk" xmlns:wne="http://schemas.microsoft.com/office/word/2006/wordml" xmlns:wps="http://schemas.microsoft.com/office/word/2010/wordprocessingShape" mc:Ignorable="w14 w15 w16se w16cid w16 w16cex w16sdtdh wp14">
+<w:footnotes xmlns:wpc="http://schemas.microsoft.com/office/word/2010/wordprocessingCanvas" xmlns:cx="http://schemas.microsoft.com/office/drawing/2014/chartex" xmlns:cx1="http://schemas.microsoft.com/office/drawing/2015/9/8/chartex" xmlns:cx2="http://schemas.microsoft.com/office/drawing/2015/10/21/chartex" xmlns:cx3="http://schemas.microsoft.com/office/drawing/2016/5/9/chartex" xmlns:cx4="http://schemas.microsoft.com/office/drawing/2016/5/10/chartex" xmlns:cx5="http://schemas.microsoft.com/office/drawing/2016/5/11/chartex" xmlns:cx6="http://schemas.microsoft.com/office/drawing/2016/5/12/chartex" xmlns:cx7="http://schemas.microsoft.com/office/drawing/2016/5/13/chartex" xmlns:cx8="http://schemas.microsoft.com/office/drawing/2016/5/14/chartex" xmlns:mc="http://schemas.openxmlformats.org/markup-compatibility/2006" xmlns:aink="http://schemas.microsoft.com/office/drawing/2016/ink" xmlns:am3d="http://schemas.microsoft.com/office/drawing/2017/model3d" xmlns:o="urn:schemas-microsoft-com:office:office" xmlns:oel="http://schemas.microsoft.com/office/2019/extlst" xmlns:r="http://schemas.openxmlformats.org/officeDocument/2006/relationships" xmlns:m="http://schemas.openxmlformats.org/officeDocument/2006/math" xmlns:v="urn:schemas-microsoft-com:vml" xmlns:wp14="http://schemas.microsoft.com/office/word/2010/wordprocessingDrawing" xmlns:wp="http://schemas.openxmlformats.org/drawingml/2006/wordprocessingDrawing" xmlns:w10="urn:schemas-microsoft-com:office:word" xmlns:w="http://schemas.openxmlformats.org/wordprocessingml/2006/main" xmlns:w14="http://schemas.microsoft.com/office/word/2010/wordml" xmlns:w15="http://schemas.microsoft.com/office/word/2012/wordml" xmlns:w16cex="http://schemas.microsoft.com/office/word/2018/wordml/cex" xmlns:w16cid="http://schemas.microsoft.com/office/word/2016/wordml/cid" xmlns:w16="http://schemas.microsoft.com/office/word/2018/wordml" xmlns:w16du="http://schemas.microsoft.com/office/word/2023/wordml/word16du" xmlns:w16sdtdh="http://schemas.microsoft.com/office/word/2020/wordml/sdtdatahash" xmlns:w16sdtfl="http://schemas.microsoft.com/office/word/2024/wordml/sdtformatlock" xmlns:w16se="http://schemas.microsoft.com/office/word/2015/wordml/symex" xmlns:wpg="http://schemas.microsoft.com/office/word/2010/wordprocessingGroup" xmlns:wpi="http://schemas.microsoft.com/office/word/2010/wordprocessingInk" xmlns:wne="http://schemas.microsoft.com/office/word/2006/wordml" xmlns:wps="http://schemas.microsoft.com/office/word/2010/wordprocessingShape" mc:Ignorable="w14 w15 w16se w16cid w16 w16cex w16sdtdh w16sdtfl w16du wp14">
   <w:footnote w:type="separator" w:id="-1">
     <w:p>
       <w:pPr>
@@ -9106,7 +8918,7 @@
 </file>
 
 <file path=word/header1.xml><?xml version="1.0" encoding="utf-8"?>
-<w:hdr xmlns:wpc="http://schemas.microsoft.com/office/word/2010/wordprocessingCanvas" xmlns:cx="http://schemas.microsoft.com/office/drawing/2014/chartex" xmlns:cx1="http://schemas.microsoft.com/office/drawing/2015/9/8/chartex" xmlns:cx2="http://schemas.microsoft.com/office/drawing/2015/10/21/chartex" xmlns:cx3="http://schemas.microsoft.com/office/drawing/2016/5/9/chartex" xmlns:cx4="http://schemas.microsoft.com/office/drawing/2016/5/10/chartex" xmlns:cx5="http://schemas.microsoft.com/office/drawing/2016/5/11/chartex" xmlns:cx6="http://schemas.microsoft.com/office/drawing/2016/5/12/chartex" xmlns:cx7="http://schemas.microsoft.com/office/drawing/2016/5/13/chartex" xmlns:cx8="http://schemas.microsoft.com/office/drawing/2016/5/14/chartex" xmlns:mc="http://schemas.openxmlformats.org/markup-compatibility/2006" xmlns:aink="http://schemas.microsoft.com/office/drawing/2016/ink" xmlns:am3d="http://schemas.microsoft.com/office/drawing/2017/model3d" xmlns:o="urn:schemas-microsoft-com:office:office" xmlns:r="http://schemas.openxmlformats.org/officeDocument/2006/relationships" xmlns:m="http://schemas.openxmlformats.org/officeDocument/2006/math" xmlns:v="urn:schemas-microsoft-com:vml" xmlns:wp14="http://schemas.microsoft.com/office/word/2010/wordprocessingDrawing" xmlns:wp="http://schemas.openxmlformats.org/drawingml/2006/wordprocessingDrawing" xmlns:w10="urn:schemas-microsoft-com:office:word" xmlns:w="http://schemas.openxmlformats.org/wordprocessingml/2006/main" xmlns:w14="http://schemas.microsoft.com/office/word/2010/wordml" xmlns:w15="http://schemas.microsoft.com/office/word/2012/wordml" xmlns:w16cex="http://schemas.microsoft.com/office/word/2018/wordml/cex" xmlns:w16cid="http://schemas.microsoft.com/office/word/2016/wordml/cid" xmlns:w16="http://schemas.microsoft.com/office/word/2018/wordml" xmlns:w16sdtdh="http://schemas.microsoft.com/office/word/2020/wordml/sdtdatahash" xmlns:w16se="http://schemas.microsoft.com/office/word/2015/wordml/symex" xmlns:wpg="http://schemas.microsoft.com/office/word/2010/wordprocessingGroup" xmlns:wpi="http://schemas.microsoft.com/office/word/2010/wordprocessingInk" xmlns:wne="http://schemas.microsoft.com/office/word/2006/wordml" xmlns:wps="http://schemas.microsoft.com/office/word/2010/wordprocessingShape" mc:Ignorable="w14 w15 w16se w16cid w16 w16cex w16sdtdh wp14">
+<w:hdr xmlns:wpc="http://schemas.microsoft.com/office/word/2010/wordprocessingCanvas" xmlns:cx="http://schemas.microsoft.com/office/drawing/2014/chartex" xmlns:cx1="http://schemas.microsoft.com/office/drawing/2015/9/8/chartex" xmlns:cx2="http://schemas.microsoft.com/office/drawing/2015/10/21/chartex" xmlns:cx3="http://schemas.microsoft.com/office/drawing/2016/5/9/chartex" xmlns:cx4="http://schemas.microsoft.com/office/drawing/2016/5/10/chartex" xmlns:cx5="http://schemas.microsoft.com/office/drawing/2016/5/11/chartex" xmlns:cx6="http://schemas.microsoft.com/office/drawing/2016/5/12/chartex" xmlns:cx7="http://schemas.microsoft.com/office/drawing/2016/5/13/chartex" xmlns:cx8="http://schemas.microsoft.com/office/drawing/2016/5/14/chartex" xmlns:mc="http://schemas.openxmlformats.org/markup-compatibility/2006" xmlns:aink="http://schemas.microsoft.com/office/drawing/2016/ink" xmlns:am3d="http://schemas.microsoft.com/office/drawing/2017/model3d" xmlns:o="urn:schemas-microsoft-com:office:office" xmlns:oel="http://schemas.microsoft.com/office/2019/extlst" xmlns:r="http://schemas.openxmlformats.org/officeDocument/2006/relationships" xmlns:m="http://schemas.openxmlformats.org/officeDocument/2006/math" xmlns:v="urn:schemas-microsoft-com:vml" xmlns:wp14="http://schemas.microsoft.com/office/word/2010/wordprocessingDrawing" xmlns:wp="http://schemas.openxmlformats.org/drawingml/2006/wordprocessingDrawing" xmlns:w10="urn:schemas-microsoft-com:office:word" xmlns:w="http://schemas.openxmlformats.org/wordprocessingml/2006/main" xmlns:w14="http://schemas.microsoft.com/office/word/2010/wordml" xmlns:w15="http://schemas.microsoft.com/office/word/2012/wordml" xmlns:w16cex="http://schemas.microsoft.com/office/word/2018/wordml/cex" xmlns:w16cid="http://schemas.microsoft.com/office/word/2016/wordml/cid" xmlns:w16="http://schemas.microsoft.com/office/word/2018/wordml" xmlns:w16du="http://schemas.microsoft.com/office/word/2023/wordml/word16du" xmlns:w16sdtdh="http://schemas.microsoft.com/office/word/2020/wordml/sdtdatahash" xmlns:w16sdtfl="http://schemas.microsoft.com/office/word/2024/wordml/sdtformatlock" xmlns:w16se="http://schemas.microsoft.com/office/word/2015/wordml/symex" xmlns:wpg="http://schemas.microsoft.com/office/word/2010/wordprocessingGroup" xmlns:wpi="http://schemas.microsoft.com/office/word/2010/wordprocessingInk" xmlns:wne="http://schemas.microsoft.com/office/word/2006/wordml" xmlns:wps="http://schemas.microsoft.com/office/word/2010/wordprocessingShape" mc:Ignorable="w14 w15 w16se w16cid w16 w16cex w16sdtdh w16sdtfl w16du wp14">
   <w:p>
     <w:pPr>
       <w:pStyle w:val="Encabezado"/>
@@ -9184,7 +8996,7 @@
 </file>
 
 <file path=word/numbering.xml><?xml version="1.0" encoding="utf-8"?>
-<w:numbering xmlns:wpc="http://schemas.microsoft.com/office/word/2010/wordprocessingCanvas" xmlns:cx="http://schemas.microsoft.com/office/drawing/2014/chartex" xmlns:cx1="http://schemas.microsoft.com/office/drawing/2015/9/8/chartex" xmlns:cx2="http://schemas.microsoft.com/office/drawing/2015/10/21/chartex" xmlns:cx3="http://schemas.microsoft.com/office/drawing/2016/5/9/chartex" xmlns:cx4="http://schemas.microsoft.com/office/drawing/2016/5/10/chartex" xmlns:cx5="http://schemas.microsoft.com/office/drawing/2016/5/11/chartex" xmlns:cx6="http://schemas.microsoft.com/office/drawing/2016/5/12/chartex" xmlns:cx7="http://schemas.microsoft.com/office/drawing/2016/5/13/chartex" xmlns:cx8="http://schemas.microsoft.com/office/drawing/2016/5/14/chartex" xmlns:mc="http://schemas.openxmlformats.org/markup-compatibility/2006" xmlns:aink="http://schemas.microsoft.com/office/drawing/2016/ink" xmlns:am3d="http://schemas.microsoft.com/office/drawing/2017/model3d" xmlns:o="urn:schemas-microsoft-com:office:office" xmlns:r="http://schemas.openxmlformats.org/officeDocument/2006/relationships" xmlns:m="http://schemas.openxmlformats.org/officeDocument/2006/math" xmlns:v="urn:schemas-microsoft-com:vml" xmlns:wp14="http://schemas.microsoft.com/office/word/2010/wordprocessingDrawing" xmlns:wp="http://schemas.openxmlformats.org/drawingml/2006/wordprocessingDrawing" xmlns:w10="urn:schemas-microsoft-com:office:word" xmlns:w="http://schemas.openxmlformats.org/wordprocessingml/2006/main" xmlns:w14="http://schemas.microsoft.com/office/word/2010/wordml" xmlns:w15="http://schemas.microsoft.com/office/word/2012/wordml" xmlns:w16cex="http://schemas.microsoft.com/office/word/2018/wordml/cex" xmlns:w16cid="http://schemas.microsoft.com/office/word/2016/wordml/cid" xmlns:w16="http://schemas.microsoft.com/office/word/2018/wordml" xmlns:w16sdtdh="http://schemas.microsoft.com/office/word/2020/wordml/sdtdatahash" xmlns:w16se="http://schemas.microsoft.com/office/word/2015/wordml/symex" xmlns:wpg="http://schemas.microsoft.com/office/word/2010/wordprocessingGroup" xmlns:wpi="http://schemas.microsoft.com/office/word/2010/wordprocessingInk" xmlns:wne="http://schemas.microsoft.com/office/word/2006/wordml" xmlns:wps="http://schemas.microsoft.com/office/word/2010/wordprocessingShape" mc:Ignorable="w14 w15 w16se w16cid w16 w16cex w16sdtdh wp14">
+<w:numbering xmlns:wpc="http://schemas.microsoft.com/office/word/2010/wordprocessingCanvas" xmlns:cx="http://schemas.microsoft.com/office/drawing/2014/chartex" xmlns:cx1="http://schemas.microsoft.com/office/drawing/2015/9/8/chartex" xmlns:cx2="http://schemas.microsoft.com/office/drawing/2015/10/21/chartex" xmlns:cx3="http://schemas.microsoft.com/office/drawing/2016/5/9/chartex" xmlns:cx4="http://schemas.microsoft.com/office/drawing/2016/5/10/chartex" xmlns:cx5="http://schemas.microsoft.com/office/drawing/2016/5/11/chartex" xmlns:cx6="http://schemas.microsoft.com/office/drawing/2016/5/12/chartex" xmlns:cx7="http://schemas.microsoft.com/office/drawing/2016/5/13/chartex" xmlns:cx8="http://schemas.microsoft.com/office/drawing/2016/5/14/chartex" xmlns:mc="http://schemas.openxmlformats.org/markup-compatibility/2006" xmlns:aink="http://schemas.microsoft.com/office/drawing/2016/ink" xmlns:am3d="http://schemas.microsoft.com/office/drawing/2017/model3d" xmlns:o="urn:schemas-microsoft-com:office:office" xmlns:oel="http://schemas.microsoft.com/office/2019/extlst" xmlns:r="http://schemas.openxmlformats.org/officeDocument/2006/relationships" xmlns:m="http://schemas.openxmlformats.org/officeDocument/2006/math" xmlns:v="urn:schemas-microsoft-com:vml" xmlns:wp14="http://schemas.microsoft.com/office/word/2010/wordprocessingDrawing" xmlns:wp="http://schemas.openxmlformats.org/drawingml/2006/wordprocessingDrawing" xmlns:w10="urn:schemas-microsoft-com:office:word" xmlns:w="http://schemas.openxmlformats.org/wordprocessingml/2006/main" xmlns:w14="http://schemas.microsoft.com/office/word/2010/wordml" xmlns:w15="http://schemas.microsoft.com/office/word/2012/wordml" xmlns:w16cex="http://schemas.microsoft.com/office/word/2018/wordml/cex" xmlns:w16cid="http://schemas.microsoft.com/office/word/2016/wordml/cid" xmlns:w16="http://schemas.microsoft.com/office/word/2018/wordml" xmlns:w16du="http://schemas.microsoft.com/office/word/2023/wordml/word16du" xmlns:w16sdtdh="http://schemas.microsoft.com/office/word/2020/wordml/sdtdatahash" xmlns:w16sdtfl="http://schemas.microsoft.com/office/word/2024/wordml/sdtformatlock" xmlns:w16se="http://schemas.microsoft.com/office/word/2015/wordml/symex" xmlns:wpg="http://schemas.microsoft.com/office/word/2010/wordprocessingGroup" xmlns:wpi="http://schemas.microsoft.com/office/word/2010/wordprocessingInk" xmlns:wne="http://schemas.microsoft.com/office/word/2006/wordml" xmlns:wps="http://schemas.microsoft.com/office/word/2010/wordprocessingShape" mc:Ignorable="w14 w15 w16se w16cid w16 w16cex w16sdtdh w16sdtfl w16du wp14">
   <w:abstractNum w:abstractNumId="0" w15:restartNumberingAfterBreak="0">
     <w:nsid w:val="123231B7"/>
     <w:multiLevelType w:val="hybridMultilevel"/>
@@ -9836,6 +9648,119 @@
     </w:lvl>
   </w:abstractNum>
   <w:abstractNum w:abstractNumId="6" w15:restartNumberingAfterBreak="0">
+    <w:nsid w:val="3A82589E"/>
+    <w:multiLevelType w:val="hybridMultilevel"/>
+    <w:tmpl w:val="BF0A5406"/>
+    <w:lvl w:ilvl="0" w:tplc="09B6C9CC">
+      <w:start w:val="1"/>
+      <w:numFmt w:val="bullet"/>
+      <w:lvlText w:val="-"/>
+      <w:lvlJc w:val="left"/>
+      <w:pPr>
+        <w:ind w:left="720" w:hanging="360"/>
+      </w:pPr>
+      <w:rPr>
+        <w:rFonts w:ascii="Calibri" w:eastAsiaTheme="minorHAnsi" w:hAnsi="Calibri" w:cs="Calibri" w:hint="default"/>
+      </w:rPr>
+    </w:lvl>
+    <w:lvl w:ilvl="1" w:tplc="240A0003" w:tentative="1">
+      <w:start w:val="1"/>
+      <w:numFmt w:val="bullet"/>
+      <w:lvlText w:val="o"/>
+      <w:lvlJc w:val="left"/>
+      <w:pPr>
+        <w:ind w:left="1440" w:hanging="360"/>
+      </w:pPr>
+      <w:rPr>
+        <w:rFonts w:ascii="Courier New" w:hAnsi="Courier New" w:cs="Courier New" w:hint="default"/>
+      </w:rPr>
+    </w:lvl>
+    <w:lvl w:ilvl="2" w:tplc="240A0005" w:tentative="1">
+      <w:start w:val="1"/>
+      <w:numFmt w:val="bullet"/>
+      <w:lvlText w:val=""/>
+      <w:lvlJc w:val="left"/>
+      <w:pPr>
+        <w:ind w:left="2160" w:hanging="360"/>
+      </w:pPr>
+      <w:rPr>
+        <w:rFonts w:ascii="Wingdings" w:hAnsi="Wingdings" w:hint="default"/>
+      </w:rPr>
+    </w:lvl>
+    <w:lvl w:ilvl="3" w:tplc="240A0001" w:tentative="1">
+      <w:start w:val="1"/>
+      <w:numFmt w:val="bullet"/>
+      <w:lvlText w:val=""/>
+      <w:lvlJc w:val="left"/>
+      <w:pPr>
+        <w:ind w:left="2880" w:hanging="360"/>
+      </w:pPr>
+      <w:rPr>
+        <w:rFonts w:ascii="Symbol" w:hAnsi="Symbol" w:hint="default"/>
+      </w:rPr>
+    </w:lvl>
+    <w:lvl w:ilvl="4" w:tplc="240A0003" w:tentative="1">
+      <w:start w:val="1"/>
+      <w:numFmt w:val="bullet"/>
+      <w:lvlText w:val="o"/>
+      <w:lvlJc w:val="left"/>
+      <w:pPr>
+        <w:ind w:left="3600" w:hanging="360"/>
+      </w:pPr>
+      <w:rPr>
+        <w:rFonts w:ascii="Courier New" w:hAnsi="Courier New" w:cs="Courier New" w:hint="default"/>
+      </w:rPr>
+    </w:lvl>
+    <w:lvl w:ilvl="5" w:tplc="240A0005" w:tentative="1">
+      <w:start w:val="1"/>
+      <w:numFmt w:val="bullet"/>
+      <w:lvlText w:val=""/>
+      <w:lvlJc w:val="left"/>
+      <w:pPr>
+        <w:ind w:left="4320" w:hanging="360"/>
+      </w:pPr>
+      <w:rPr>
+        <w:rFonts w:ascii="Wingdings" w:hAnsi="Wingdings" w:hint="default"/>
+      </w:rPr>
+    </w:lvl>
+    <w:lvl w:ilvl="6" w:tplc="240A0001" w:tentative="1">
+      <w:start w:val="1"/>
+      <w:numFmt w:val="bullet"/>
+      <w:lvlText w:val=""/>
+      <w:lvlJc w:val="left"/>
+      <w:pPr>
+        <w:ind w:left="5040" w:hanging="360"/>
+      </w:pPr>
+      <w:rPr>
+        <w:rFonts w:ascii="Symbol" w:hAnsi="Symbol" w:hint="default"/>
+      </w:rPr>
+    </w:lvl>
+    <w:lvl w:ilvl="7" w:tplc="240A0003" w:tentative="1">
+      <w:start w:val="1"/>
+      <w:numFmt w:val="bullet"/>
+      <w:lvlText w:val="o"/>
+      <w:lvlJc w:val="left"/>
+      <w:pPr>
+        <w:ind w:left="5760" w:hanging="360"/>
+      </w:pPr>
+      <w:rPr>
+        <w:rFonts w:ascii="Courier New" w:hAnsi="Courier New" w:cs="Courier New" w:hint="default"/>
+      </w:rPr>
+    </w:lvl>
+    <w:lvl w:ilvl="8" w:tplc="240A0005" w:tentative="1">
+      <w:start w:val="1"/>
+      <w:numFmt w:val="bullet"/>
+      <w:lvlText w:val=""/>
+      <w:lvlJc w:val="left"/>
+      <w:pPr>
+        <w:ind w:left="6480" w:hanging="360"/>
+      </w:pPr>
+      <w:rPr>
+        <w:rFonts w:ascii="Wingdings" w:hAnsi="Wingdings" w:hint="default"/>
+      </w:rPr>
+    </w:lvl>
+  </w:abstractNum>
+  <w:abstractNum w:abstractNumId="7" w15:restartNumberingAfterBreak="0">
     <w:nsid w:val="42F15383"/>
     <w:multiLevelType w:val="hybridMultilevel"/>
     <w:tmpl w:val="39BC3FE0"/>
@@ -9921,7 +9846,7 @@
       </w:pPr>
     </w:lvl>
   </w:abstractNum>
-  <w:abstractNum w:abstractNumId="7" w15:restartNumberingAfterBreak="0">
+  <w:abstractNum w:abstractNumId="8" w15:restartNumberingAfterBreak="0">
     <w:nsid w:val="54EB0376"/>
     <w:multiLevelType w:val="hybridMultilevel"/>
     <w:tmpl w:val="4DB2F50C"/>
@@ -10034,7 +9959,7 @@
       </w:rPr>
     </w:lvl>
   </w:abstractNum>
-  <w:abstractNum w:abstractNumId="8" w15:restartNumberingAfterBreak="0">
+  <w:abstractNum w:abstractNumId="9" w15:restartNumberingAfterBreak="0">
     <w:nsid w:val="54F45411"/>
     <w:multiLevelType w:val="multilevel"/>
     <w:tmpl w:val="1AA0F69C"/>
@@ -10179,7 +10104,7 @@
       </w:rPr>
     </w:lvl>
   </w:abstractNum>
-  <w:abstractNum w:abstractNumId="9" w15:restartNumberingAfterBreak="0">
+  <w:abstractNum w:abstractNumId="10" w15:restartNumberingAfterBreak="0">
     <w:nsid w:val="5505702E"/>
     <w:multiLevelType w:val="hybridMultilevel"/>
     <w:tmpl w:val="D8CED442"/>
@@ -10294,7 +10219,7 @@
       </w:rPr>
     </w:lvl>
   </w:abstractNum>
-  <w:abstractNum w:abstractNumId="10" w15:restartNumberingAfterBreak="0">
+  <w:abstractNum w:abstractNumId="11" w15:restartNumberingAfterBreak="0">
     <w:nsid w:val="6AD661CD"/>
     <w:multiLevelType w:val="hybridMultilevel"/>
     <w:tmpl w:val="71DC6932"/>
@@ -10385,7 +10310,7 @@
       </w:pPr>
     </w:lvl>
   </w:abstractNum>
-  <w:abstractNum w:abstractNumId="11" w15:restartNumberingAfterBreak="0">
+  <w:abstractNum w:abstractNumId="12" w15:restartNumberingAfterBreak="0">
     <w:nsid w:val="6B1B408B"/>
     <w:multiLevelType w:val="hybridMultilevel"/>
     <w:tmpl w:val="87CAF54E"/>
@@ -10498,7 +10423,7 @@
       </w:rPr>
     </w:lvl>
   </w:abstractNum>
-  <w:abstractNum w:abstractNumId="12" w15:restartNumberingAfterBreak="0">
+  <w:abstractNum w:abstractNumId="13" w15:restartNumberingAfterBreak="0">
     <w:nsid w:val="79295A9A"/>
     <w:multiLevelType w:val="multilevel"/>
     <w:tmpl w:val="199CC646"/>
@@ -10615,7 +10540,7 @@
       </w:pPr>
     </w:lvl>
   </w:abstractNum>
-  <w:abstractNum w:abstractNumId="13" w15:restartNumberingAfterBreak="0">
+  <w:abstractNum w:abstractNumId="14" w15:restartNumberingAfterBreak="0">
     <w:nsid w:val="7A7E18B0"/>
     <w:multiLevelType w:val="hybridMultilevel"/>
     <w:tmpl w:val="56DEDCD0"/>
@@ -10705,7 +10630,7 @@
       </w:pPr>
     </w:lvl>
   </w:abstractNum>
-  <w:abstractNum w:abstractNumId="14" w15:restartNumberingAfterBreak="0">
+  <w:abstractNum w:abstractNumId="15" w15:restartNumberingAfterBreak="0">
     <w:nsid w:val="7F751074"/>
     <w:multiLevelType w:val="multilevel"/>
     <w:tmpl w:val="E354921C"/>
@@ -10830,56 +10755,59 @@
       </w:pPr>
     </w:lvl>
   </w:abstractNum>
-  <w:num w:numId="1">
+  <w:num w:numId="1" w16cid:durableId="979268304">
+    <w:abstractNumId w:val="9"/>
+  </w:num>
+  <w:num w:numId="2" w16cid:durableId="1808280563">
     <w:abstractNumId w:val="8"/>
   </w:num>
-  <w:num w:numId="2">
+  <w:num w:numId="3" w16cid:durableId="645550345">
     <w:abstractNumId w:val="7"/>
   </w:num>
-  <w:num w:numId="3">
-    <w:abstractNumId w:val="6"/>
-  </w:num>
-  <w:num w:numId="4">
+  <w:num w:numId="4" w16cid:durableId="676732135">
     <w:abstractNumId w:val="0"/>
   </w:num>
-  <w:num w:numId="5">
-    <w:abstractNumId w:val="9"/>
+  <w:num w:numId="5" w16cid:durableId="738022952">
+    <w:abstractNumId w:val="10"/>
   </w:num>
-  <w:num w:numId="6">
+  <w:num w:numId="6" w16cid:durableId="2040352288">
     <w:abstractNumId w:val="4"/>
   </w:num>
-  <w:num w:numId="7">
+  <w:num w:numId="7" w16cid:durableId="1432314049">
     <w:abstractNumId w:val="3"/>
   </w:num>
-  <w:num w:numId="8">
+  <w:num w:numId="8" w16cid:durableId="689918020">
+    <w:abstractNumId w:val="13"/>
+  </w:num>
+  <w:num w:numId="9" w16cid:durableId="226260575">
+    <w:abstractNumId w:val="2"/>
+  </w:num>
+  <w:num w:numId="10" w16cid:durableId="410349420">
+    <w:abstractNumId w:val="5"/>
+  </w:num>
+  <w:num w:numId="11" w16cid:durableId="1022782060">
+    <w:abstractNumId w:val="11"/>
+  </w:num>
+  <w:num w:numId="12" w16cid:durableId="1696078024">
+    <w:abstractNumId w:val="1"/>
+  </w:num>
+  <w:num w:numId="13" w16cid:durableId="309215676">
     <w:abstractNumId w:val="12"/>
   </w:num>
-  <w:num w:numId="9">
-    <w:abstractNumId w:val="2"/>
+  <w:num w:numId="14" w16cid:durableId="2058628694">
+    <w:abstractNumId w:val="15"/>
   </w:num>
-  <w:num w:numId="10">
-    <w:abstractNumId w:val="5"/>
-  </w:num>
-  <w:num w:numId="11">
-    <w:abstractNumId w:val="10"/>
-  </w:num>
-  <w:num w:numId="12">
-    <w:abstractNumId w:val="1"/>
-  </w:num>
-  <w:num w:numId="13">
-    <w:abstractNumId w:val="11"/>
-  </w:num>
-  <w:num w:numId="14">
+  <w:num w:numId="15" w16cid:durableId="1759592074">
     <w:abstractNumId w:val="14"/>
   </w:num>
-  <w:num w:numId="15">
-    <w:abstractNumId w:val="13"/>
+  <w:num w:numId="16" w16cid:durableId="1719620247">
+    <w:abstractNumId w:val="6"/>
   </w:num>
 </w:numbering>
 </file>
 
 <file path=word/styles.xml><?xml version="1.0" encoding="utf-8"?>
-<w:styles xmlns:mc="http://schemas.openxmlformats.org/markup-compatibility/2006" xmlns:r="http://schemas.openxmlformats.org/officeDocument/2006/relationships" xmlns:w="http://schemas.openxmlformats.org/wordprocessingml/2006/main" xmlns:w14="http://schemas.microsoft.com/office/word/2010/wordml" xmlns:w15="http://schemas.microsoft.com/office/word/2012/wordml" xmlns:w16cex="http://schemas.microsoft.com/office/word/2018/wordml/cex" xmlns:w16cid="http://schemas.microsoft.com/office/word/2016/wordml/cid" xmlns:w16="http://schemas.microsoft.com/office/word/2018/wordml" xmlns:w16sdtdh="http://schemas.microsoft.com/office/word/2020/wordml/sdtdatahash" xmlns:w16se="http://schemas.microsoft.com/office/word/2015/wordml/symex" mc:Ignorable="w14 w15 w16se w16cid w16 w16cex w16sdtdh">
+<w:styles xmlns:mc="http://schemas.openxmlformats.org/markup-compatibility/2006" xmlns:r="http://schemas.openxmlformats.org/officeDocument/2006/relationships" xmlns:w="http://schemas.openxmlformats.org/wordprocessingml/2006/main" xmlns:w14="http://schemas.microsoft.com/office/word/2010/wordml" xmlns:w15="http://schemas.microsoft.com/office/word/2012/wordml" xmlns:w16cex="http://schemas.microsoft.com/office/word/2018/wordml/cex" xmlns:w16cid="http://schemas.microsoft.com/office/word/2016/wordml/cid" xmlns:w16="http://schemas.microsoft.com/office/word/2018/wordml" xmlns:w16du="http://schemas.microsoft.com/office/word/2023/wordml/word16du" xmlns:w16sdtdh="http://schemas.microsoft.com/office/word/2020/wordml/sdtdatahash" xmlns:w16sdtfl="http://schemas.microsoft.com/office/word/2024/wordml/sdtformatlock" xmlns:w16se="http://schemas.microsoft.com/office/word/2015/wordml/symex" mc:Ignorable="w14 w15 w16se w16cid w16 w16cex w16sdtdh w16sdtfl w16du">
   <w:docDefaults>
     <w:rPrDefault>
       <w:rPr>
@@ -11001,6 +10929,7 @@
     <w:lsdException w:name="HTML Sample" w:semiHidden="1" w:unhideWhenUsed="1"/>
     <w:lsdException w:name="HTML Typewriter" w:semiHidden="1" w:unhideWhenUsed="1"/>
     <w:lsdException w:name="HTML Variable" w:semiHidden="1" w:unhideWhenUsed="1"/>
+    <w:lsdException w:name="Normal Table" w:semiHidden="1" w:unhideWhenUsed="1"/>
     <w:lsdException w:name="annotation subject" w:semiHidden="1" w:unhideWhenUsed="1"/>
     <w:lsdException w:name="No List" w:semiHidden="1" w:unhideWhenUsed="1"/>
     <w:lsdException w:name="Outline List 1" w:semiHidden="1" w:unhideWhenUsed="1"/>
@@ -11043,8 +10972,11 @@
     <w:lsdException w:name="Table Contemporary" w:semiHidden="1" w:unhideWhenUsed="1"/>
     <w:lsdException w:name="Table Elegant" w:semiHidden="1" w:unhideWhenUsed="1"/>
     <w:lsdException w:name="Table Professional" w:semiHidden="1" w:unhideWhenUsed="1"/>
+    <w:lsdException w:name="Table Subtle 1" w:semiHidden="1" w:unhideWhenUsed="1"/>
     <w:lsdException w:name="Table Subtle 2" w:semiHidden="1" w:unhideWhenUsed="1"/>
     <w:lsdException w:name="Table Web 1" w:semiHidden="1" w:unhideWhenUsed="1"/>
+    <w:lsdException w:name="Table Web 2" w:semiHidden="1" w:unhideWhenUsed="1"/>
+    <w:lsdException w:name="Table Web 3" w:semiHidden="1" w:unhideWhenUsed="1"/>
     <w:lsdException w:name="Balloon Text" w:semiHidden="1" w:unhideWhenUsed="1"/>
     <w:lsdException w:name="Table Grid" w:uiPriority="39"/>
     <w:lsdException w:name="Table Theme" w:semiHidden="1" w:unhideWhenUsed="1"/>
@@ -11276,7 +11208,6 @@
   <w:style w:type="character" w:default="1" w:styleId="Fuentedeprrafopredeter">
     <w:name w:val="Default Paragraph Font"/>
     <w:uiPriority w:val="1"/>
-    <w:semiHidden/>
     <w:unhideWhenUsed/>
   </w:style>
   <w:style w:type="table" w:default="1" w:styleId="Tablanormal">
@@ -11316,7 +11247,7 @@
       <w:szCs w:val="24"/>
     </w:rPr>
   </w:style>
-  <w:style w:type="character" w:styleId="Textoennegrita">
+  <w:style w:type="character" w:styleId="Fuerte">
     <w:name w:val="Strong"/>
     <w:basedOn w:val="Fuentedeprrafopredeter"/>
     <w:uiPriority w:val="22"/>
@@ -11695,6 +11626,26 @@
 </file>
 
 <file path=customXml/item1.xml><?xml version="1.0" encoding="utf-8"?>
+<?mso-contentType ?>
+<FormTemplates xmlns="http://schemas.microsoft.com/sharepoint/v3/contenttype/forms">
+  <Display>DocumentLibraryForm</Display>
+  <Edit>DocumentLibraryForm</Edit>
+  <New>DocumentLibraryForm</New>
+</FormTemplates>
+</file>
+
+<file path=customXml/item2.xml><?xml version="1.0" encoding="utf-8"?>
+<p:properties xmlns:p="http://schemas.microsoft.com/office/2006/metadata/properties" xmlns:xsi="http://www.w3.org/2001/XMLSchema-instance" xmlns:pc="http://schemas.microsoft.com/office/infopath/2007/PartnerControls">
+  <documentManagement>
+    <TaxCatchAll xmlns="ac3346e8-ab56-4c26-82c1-a6dbe4d50797" xsi:nil="true"/>
+    <lcf76f155ced4ddcb4097134ff3c332f xmlns="5eb19900-e524-44a7-a201-4128b189de66">
+      <Terms xmlns="http://schemas.microsoft.com/office/infopath/2007/PartnerControls"/>
+    </lcf76f155ced4ddcb4097134ff3c332f>
+  </documentManagement>
+</p:properties>
+</file>
+
+<file path=customXml/item3.xml><?xml version="1.0" encoding="utf-8"?>
 <ct:contentTypeSchema xmlns:ct="http://schemas.microsoft.com/office/2006/metadata/contentType" xmlns:ma="http://schemas.microsoft.com/office/2006/metadata/properties/metaAttributes" ct:_="" ma:_="" ma:contentTypeName="Documento" ma:contentTypeID="0x0101003CF7B74BC486904F87A24230CF1021F4" ma:contentTypeVersion="13" ma:contentTypeDescription="Crear nuevo documento." ma:contentTypeScope="" ma:versionID="0f28f41e1845c113706e342c28e3d2d6">
   <xsd:schema xmlns:xsd="http://www.w3.org/2001/XMLSchema" xmlns:xs="http://www.w3.org/2001/XMLSchema" xmlns:p="http://schemas.microsoft.com/office/2006/metadata/properties" xmlns:ns2="5eb19900-e524-44a7-a201-4128b189de66" xmlns:ns3="ac3346e8-ab56-4c26-82c1-a6dbe4d50797" targetNamespace="http://schemas.microsoft.com/office/2006/metadata/properties" ma:root="true" ma:fieldsID="ae302aa1a2391b0106f5450afc039c50" ns2:_="" ns3:_="">
     <xsd:import namespace="5eb19900-e524-44a7-a201-4128b189de66"/>
@@ -11901,34 +11852,40 @@
 </ct:contentTypeSchema>
 </file>
 
-<file path=customXml/item2.xml><?xml version="1.0" encoding="utf-8"?>
-<?mso-contentType ?>
-<FormTemplates xmlns="http://schemas.microsoft.com/sharepoint/v3/contenttype/forms">
-  <Display>DocumentLibraryForm</Display>
-  <Edit>DocumentLibraryForm</Edit>
-  <New>DocumentLibraryForm</New>
-</FormTemplates>
-</file>
-
-<file path=customXml/item3.xml><?xml version="1.0" encoding="utf-8"?>
-<p:properties xmlns:p="http://schemas.microsoft.com/office/2006/metadata/properties" xmlns:xsi="http://www.w3.org/2001/XMLSchema-instance" xmlns:pc="http://schemas.microsoft.com/office/infopath/2007/PartnerControls">
-  <documentManagement>
-    <TaxCatchAll xmlns="ac3346e8-ab56-4c26-82c1-a6dbe4d50797" xsi:nil="true"/>
-    <lcf76f155ced4ddcb4097134ff3c332f xmlns="5eb19900-e524-44a7-a201-4128b189de66">
-      <Terms xmlns="http://schemas.microsoft.com/office/infopath/2007/PartnerControls"/>
-    </lcf76f155ced4ddcb4097134ff3c332f>
-  </documentManagement>
-</p:properties>
-</file>
-
 <file path=customXml/itemProps1.xml><?xml version="1.0" encoding="utf-8"?>
-<ds:datastoreItem xmlns:ds="http://schemas.openxmlformats.org/officeDocument/2006/customXml" ds:itemID="{4BA6B0D3-81E0-47C9-8BE9-D88B58854863}"/>
+<ds:datastoreItem xmlns:ds="http://schemas.openxmlformats.org/officeDocument/2006/customXml" ds:itemID="{B6317113-F7E3-46D0-BE1B-E1FFCB30C42C}">
+  <ds:schemaRefs>
+    <ds:schemaRef ds:uri="http://schemas.microsoft.com/sharepoint/v3/contenttype/forms"/>
+  </ds:schemaRefs>
+</ds:datastoreItem>
 </file>
 
 <file path=customXml/itemProps2.xml><?xml version="1.0" encoding="utf-8"?>
-<ds:datastoreItem xmlns:ds="http://schemas.openxmlformats.org/officeDocument/2006/customXml" ds:itemID="{B6317113-F7E3-46D0-BE1B-E1FFCB30C42C}"/>
+<ds:datastoreItem xmlns:ds="http://schemas.openxmlformats.org/officeDocument/2006/customXml" ds:itemID="{1C59760F-B0D0-49CB-A35E-C7AA248A1154}">
+  <ds:schemaRefs>
+    <ds:schemaRef ds:uri="http://schemas.microsoft.com/office/2006/metadata/properties"/>
+    <ds:schemaRef ds:uri="http://schemas.microsoft.com/office/infopath/2007/PartnerControls"/>
+    <ds:schemaRef ds:uri="ac3346e8-ab56-4c26-82c1-a6dbe4d50797"/>
+    <ds:schemaRef ds:uri="5eb19900-e524-44a7-a201-4128b189de66"/>
+  </ds:schemaRefs>
+</ds:datastoreItem>
 </file>
 
 <file path=customXml/itemProps3.xml><?xml version="1.0" encoding="utf-8"?>
-<ds:datastoreItem xmlns:ds="http://schemas.openxmlformats.org/officeDocument/2006/customXml" ds:itemID="{1C59760F-B0D0-49CB-A35E-C7AA248A1154}"/>
+<ds:datastoreItem xmlns:ds="http://schemas.openxmlformats.org/officeDocument/2006/customXml" ds:itemID="{4BA6B0D3-81E0-47C9-8BE9-D88B58854863}">
+  <ds:schemaRefs>
+    <ds:schemaRef ds:uri="http://schemas.microsoft.com/office/2006/metadata/contentType"/>
+    <ds:schemaRef ds:uri="http://schemas.microsoft.com/office/2006/metadata/properties/metaAttributes"/>
+    <ds:schemaRef ds:uri="http://www.w3.org/2001/XMLSchema"/>
+    <ds:schemaRef ds:uri="http://schemas.microsoft.com/office/2006/metadata/properties"/>
+    <ds:schemaRef ds:uri="5eb19900-e524-44a7-a201-4128b189de66"/>
+    <ds:schemaRef ds:uri="ac3346e8-ab56-4c26-82c1-a6dbe4d50797"/>
+    <ds:schemaRef ds:uri="http://schemas.microsoft.com/office/2006/documentManagement/types"/>
+    <ds:schemaRef ds:uri="http://schemas.microsoft.com/office/infopath/2007/PartnerControls"/>
+    <ds:schemaRef ds:uri="http://schemas.openxmlformats.org/package/2006/metadata/core-properties"/>
+    <ds:schemaRef ds:uri="http://purl.org/dc/elements/1.1/"/>
+    <ds:schemaRef ds:uri="http://purl.org/dc/terms/"/>
+    <ds:schemaRef ds:uri="http://schemas.microsoft.com/internal/obd"/>
+  </ds:schemaRefs>
+</ds:datastoreItem>
 </file>